--- a/ecoservizi/Supporto Presidia/02_Supporto/02_Template/14_ Schede prodotti chimici /sanitec igenikal.docx
+++ b/ecoservizi/Supporto Presidia/02_Supporto/02_Template/14_ Schede prodotti chimici /sanitec igenikal.docx
@@ -1,6 +1,6 @@
 
 <file path=word/document.xml><?xml version="1.0" encoding="utf-8"?>
-<w:document xmlns:wpc="http://schemas.microsoft.com/office/word/2010/wordprocessingCanvas" xmlns:cx="http://schemas.microsoft.com/office/drawing/2014/chartex" xmlns:cx1="http://schemas.microsoft.com/office/drawing/2015/9/8/chartex" xmlns:cx2="http://schemas.microsoft.com/office/drawing/2015/10/21/chartex" xmlns:cx3="http://schemas.microsoft.com/office/drawing/2016/5/9/chartex" xmlns:cx4="http://schemas.microsoft.com/office/drawing/2016/5/10/chartex" xmlns:cx5="http://schemas.microsoft.com/office/drawing/2016/5/11/chartex" xmlns:cx6="http://schemas.microsoft.com/office/drawing/2016/5/12/chartex" xmlns:cx7="http://schemas.microsoft.com/office/drawing/2016/5/13/chartex" xmlns:cx8="http://schemas.microsoft.com/office/drawing/2016/5/14/chartex" xmlns:mc="http://schemas.openxmlformats.org/markup-compatibility/2006" xmlns:aink="http://schemas.microsoft.com/office/drawing/2016/ink" xmlns:am3d="http://schemas.microsoft.com/office/drawing/2017/model3d" xmlns:o="urn:schemas-microsoft-com:office:office" xmlns:oel="http://schemas.microsoft.com/office/2019/extlst" xmlns:r="http://schemas.openxmlformats.org/officeDocument/2006/relationships" xmlns:m="http://schemas.openxmlformats.org/officeDocument/2006/math" xmlns:v="urn:schemas-microsoft-com:vml" xmlns:wp14="http://schemas.microsoft.com/office/word/2010/wordprocessingDrawing" xmlns:wp="http://schemas.openxmlformats.org/drawingml/2006/wordprocessingDrawing" xmlns:w10="urn:schemas-microsoft-com:office:word" xmlns:w="http://schemas.openxmlformats.org/wordprocessingml/2006/main" xmlns:w14="http://schemas.microsoft.com/office/word/2010/wordml" xmlns:w15="http://schemas.microsoft.com/office/word/2012/wordml" xmlns:w16cex="http://schemas.microsoft.com/office/word/2018/wordml/cex" xmlns:w16cid="http://schemas.microsoft.com/office/word/2016/wordml/cid" xmlns:w16="http://schemas.microsoft.com/office/word/2018/wordml" xmlns:w16sdtdh="http://schemas.microsoft.com/office/word/2020/wordml/sdtdatahash" xmlns:w16se="http://schemas.microsoft.com/office/word/2015/wordml/symex" xmlns:wpg="http://schemas.microsoft.com/office/word/2010/wordprocessingGroup" xmlns:wpi="http://schemas.microsoft.com/office/word/2010/wordprocessingInk" xmlns:wne="http://schemas.microsoft.com/office/word/2006/wordml" xmlns:wps="http://schemas.microsoft.com/office/word/2010/wordprocessingShape" mc:Ignorable="w14 w15 w16se w16cid w16 w16cex w16sdtdh wp14">
+<w:document xmlns:wpc="http://schemas.microsoft.com/office/word/2010/wordprocessingCanvas" xmlns:cx="http://schemas.microsoft.com/office/drawing/2014/chartex" xmlns:cx1="http://schemas.microsoft.com/office/drawing/2015/9/8/chartex" xmlns:cx2="http://schemas.microsoft.com/office/drawing/2015/10/21/chartex" xmlns:cx3="http://schemas.microsoft.com/office/drawing/2016/5/9/chartex" xmlns:cx4="http://schemas.microsoft.com/office/drawing/2016/5/10/chartex" xmlns:cx5="http://schemas.microsoft.com/office/drawing/2016/5/11/chartex" xmlns:cx6="http://schemas.microsoft.com/office/drawing/2016/5/12/chartex" xmlns:cx7="http://schemas.microsoft.com/office/drawing/2016/5/13/chartex" xmlns:cx8="http://schemas.microsoft.com/office/drawing/2016/5/14/chartex" xmlns:mc="http://schemas.openxmlformats.org/markup-compatibility/2006" xmlns:aink="http://schemas.microsoft.com/office/drawing/2016/ink" xmlns:am3d="http://schemas.microsoft.com/office/drawing/2017/model3d" xmlns:o="urn:schemas-microsoft-com:office:office" xmlns:oel="http://schemas.microsoft.com/office/2019/extlst" xmlns:r="http://schemas.openxmlformats.org/officeDocument/2006/relationships" xmlns:m="http://schemas.openxmlformats.org/officeDocument/2006/math" xmlns:v="urn:schemas-microsoft-com:vml" xmlns:wp14="http://schemas.microsoft.com/office/word/2010/wordprocessingDrawing" xmlns:wp="http://schemas.openxmlformats.org/drawingml/2006/wordprocessingDrawing" xmlns:w10="urn:schemas-microsoft-com:office:word" xmlns:w="http://schemas.openxmlformats.org/wordprocessingml/2006/main" xmlns:w14="http://schemas.microsoft.com/office/word/2010/wordml" xmlns:w15="http://schemas.microsoft.com/office/word/2012/wordml" xmlns:w16cex="http://schemas.microsoft.com/office/word/2018/wordml/cex" xmlns:w16cid="http://schemas.microsoft.com/office/word/2016/wordml/cid" xmlns:w16="http://schemas.microsoft.com/office/word/2018/wordml" xmlns:w16du="http://schemas.microsoft.com/office/word/2023/wordml/word16du" xmlns:w16sdtdh="http://schemas.microsoft.com/office/word/2020/wordml/sdtdatahash" xmlns:w16sdtfl="http://schemas.microsoft.com/office/word/2024/wordml/sdtformatlock" xmlns:w16se="http://schemas.microsoft.com/office/word/2015/wordml/symex" xmlns:wpg="http://schemas.microsoft.com/office/word/2010/wordprocessingGroup" xmlns:wpi="http://schemas.microsoft.com/office/word/2010/wordprocessingInk" xmlns:wne="http://schemas.microsoft.com/office/word/2006/wordml" xmlns:wps="http://schemas.microsoft.com/office/word/2010/wordprocessingShape" mc:Ignorable="w14 w15 w16se w16cid w16 w16cex w16sdtdh w16sdtfl w16du wp14">
   <w:body>
     <w:tbl>
       <w:tblPr>
@@ -58,11 +58,13 @@
             <w:pPr>
               <w:jc w:val="center"/>
               <w:rPr>
-                <w:b/>
-              </w:rPr>
-            </w:pPr>
-            <w:r>
-              <w:rPr>
+                <w:rFonts w:ascii="Aptos" w:hAnsi="Aptos"/>
+                <w:b/>
+              </w:rPr>
+            </w:pPr>
+            <w:r>
+              <w:rPr>
+                <w:rFonts w:ascii="Aptos" w:hAnsi="Aptos"/>
                 <w:b/>
               </w:rPr>
               <w:t>SCHEDA</w:t>
@@ -83,6 +85,7 @@
             <w:pPr>
               <w:jc w:val="center"/>
               <w:rPr>
+                <w:rFonts w:ascii="Aptos" w:hAnsi="Aptos"/>
                 <w:b/>
                 <w:sz w:val="28"/>
                 <w:szCs w:val="28"/>
@@ -104,12 +107,14 @@
             <w:pPr>
               <w:jc w:val="center"/>
               <w:rPr>
-                <w:sz w:val="20"/>
-                <w:szCs w:val="20"/>
-              </w:rPr>
-            </w:pPr>
-            <w:r>
-              <w:rPr>
+                <w:rFonts w:ascii="Aptos" w:hAnsi="Aptos"/>
+                <w:sz w:val="20"/>
+                <w:szCs w:val="20"/>
+              </w:rPr>
+            </w:pPr>
+            <w:r>
+              <w:rPr>
+                <w:rFonts w:ascii="Aptos" w:hAnsi="Aptos"/>
                 <w:sz w:val="20"/>
                 <w:szCs w:val="20"/>
               </w:rPr>
@@ -130,11 +135,13 @@
           <w:p>
             <w:pPr>
               <w:rPr>
-                <w:b/>
-              </w:rPr>
-            </w:pPr>
-            <w:r>
-              <w:rPr>
+                <w:rFonts w:ascii="Aptos" w:hAnsi="Aptos"/>
+                <w:b/>
+              </w:rPr>
+            </w:pPr>
+            <w:r>
+              <w:rPr>
+                <w:rFonts w:ascii="Aptos" w:hAnsi="Aptos"/>
                 <w:b/>
               </w:rPr>
               <w:t xml:space="preserve">SANITEC IGENIKAL </w:t>
@@ -160,6 +167,7 @@
           <w:p>
             <w:pPr>
               <w:rPr>
+                <w:rFonts w:ascii="Aptos" w:hAnsi="Aptos"/>
                 <w:b/>
                 <w:sz w:val="10"/>
                 <w:szCs w:val="10"/>
@@ -186,11 +194,13 @@
           <w:p>
             <w:pPr>
               <w:rPr>
-                <w:b/>
-              </w:rPr>
-            </w:pPr>
-            <w:r>
-              <w:rPr>
+                <w:rFonts w:ascii="Aptos" w:hAnsi="Aptos"/>
+                <w:b/>
+              </w:rPr>
+            </w:pPr>
+            <w:r>
+              <w:rPr>
+                <w:rFonts w:ascii="Aptos" w:hAnsi="Aptos"/>
                 <w:b/>
               </w:rPr>
               <w:t>A</w:t>
@@ -211,11 +221,13 @@
           <w:p>
             <w:pPr>
               <w:rPr>
-                <w:b/>
-              </w:rPr>
-            </w:pPr>
-            <w:r>
-              <w:rPr>
+                <w:rFonts w:ascii="Aptos" w:hAnsi="Aptos"/>
+                <w:b/>
+              </w:rPr>
+            </w:pPr>
+            <w:r>
+              <w:rPr>
+                <w:rFonts w:ascii="Aptos" w:hAnsi="Aptos"/>
                 <w:b/>
               </w:rPr>
               <w:t>IDENTIFICAZIONE AGENTE</w:t>
@@ -241,6 +253,7 @@
           <w:p>
             <w:pPr>
               <w:rPr>
+                <w:rFonts w:ascii="Aptos" w:hAnsi="Aptos"/>
                 <w:b/>
                 <w:sz w:val="10"/>
                 <w:szCs w:val="10"/>
@@ -264,13 +277,15 @@
           <w:p>
             <w:pPr>
               <w:rPr>
-                <w:b/>
-                <w:sz w:val="20"/>
-                <w:szCs w:val="20"/>
-              </w:rPr>
-            </w:pPr>
-            <w:r>
-              <w:rPr>
+                <w:rFonts w:ascii="Aptos" w:hAnsi="Aptos"/>
+                <w:b/>
+                <w:sz w:val="20"/>
+                <w:szCs w:val="20"/>
+              </w:rPr>
+            </w:pPr>
+            <w:r>
+              <w:rPr>
+                <w:rFonts w:ascii="Aptos" w:hAnsi="Aptos"/>
                 <w:b/>
                 <w:sz w:val="20"/>
                 <w:szCs w:val="20"/>
@@ -290,13 +305,15 @@
           <w:p>
             <w:pPr>
               <w:rPr>
-                <w:b/>
-                <w:sz w:val="20"/>
-                <w:szCs w:val="20"/>
-              </w:rPr>
-            </w:pPr>
-            <w:r>
-              <w:rPr>
+                <w:rFonts w:ascii="Aptos" w:hAnsi="Aptos"/>
+                <w:b/>
+                <w:sz w:val="20"/>
+                <w:szCs w:val="20"/>
+              </w:rPr>
+            </w:pPr>
+            <w:r>
+              <w:rPr>
+                <w:rFonts w:ascii="Aptos" w:hAnsi="Aptos"/>
                 <w:b/>
                 <w:sz w:val="20"/>
                 <w:szCs w:val="20"/>
@@ -316,13 +333,15 @@
           <w:p>
             <w:pPr>
               <w:rPr>
-                <w:b/>
-                <w:sz w:val="20"/>
-                <w:szCs w:val="20"/>
-              </w:rPr>
-            </w:pPr>
-            <w:r>
-              <w:rPr>
+                <w:rFonts w:ascii="Aptos" w:hAnsi="Aptos"/>
+                <w:b/>
+                <w:sz w:val="20"/>
+                <w:szCs w:val="20"/>
+              </w:rPr>
+            </w:pPr>
+            <w:r>
+              <w:rPr>
+                <w:rFonts w:ascii="Aptos" w:hAnsi="Aptos"/>
                 <w:b/>
                 <w:sz w:val="20"/>
                 <w:szCs w:val="20"/>
@@ -344,17 +363,18 @@
               <w:bottom w:val="nil"/>
               <w:right w:val="nil"/>
             </w:tcBorders>
-            <w:shd w:val="clear" w:color="auto" w:fill="auto"/>
-          </w:tcPr>
-          <w:p>
-            <w:pPr>
-              <w:rPr>
+          </w:tcPr>
+          <w:p>
+            <w:pPr>
+              <w:rPr>
+                <w:rFonts w:ascii="Aptos" w:hAnsi="Aptos"/>
                 <w:sz w:val="18"/>
                 <w:szCs w:val="18"/>
               </w:rPr>
             </w:pPr>
             <w:r>
               <w:rPr>
+                <w:rFonts w:ascii="Aptos" w:hAnsi="Aptos"/>
                 <w:sz w:val="18"/>
                 <w:szCs w:val="18"/>
               </w:rPr>
@@ -373,6 +393,7 @@
             <w:bookmarkStart w:id="0" w:name="Controllo3"/>
             <w:r>
               <w:rPr>
+                <w:rFonts w:ascii="Aptos" w:hAnsi="Aptos"/>
                 <w:sz w:val="18"/>
                 <w:szCs w:val="18"/>
               </w:rPr>
@@ -380,12 +401,22 @@
             </w:r>
             <w:r>
               <w:rPr>
+                <w:rFonts w:ascii="Aptos" w:hAnsi="Aptos"/>
                 <w:sz w:val="18"/>
                 <w:szCs w:val="18"/>
               </w:rPr>
             </w:r>
             <w:r>
               <w:rPr>
+                <w:rFonts w:ascii="Aptos" w:hAnsi="Aptos"/>
+                <w:sz w:val="18"/>
+                <w:szCs w:val="18"/>
+              </w:rPr>
+              <w:fldChar w:fldCharType="separate"/>
+            </w:r>
+            <w:r>
+              <w:rPr>
+                <w:rFonts w:ascii="Aptos" w:hAnsi="Aptos"/>
                 <w:sz w:val="18"/>
                 <w:szCs w:val="18"/>
               </w:rPr>
@@ -402,17 +433,18 @@
               <w:left w:val="nil"/>
               <w:bottom w:val="nil"/>
             </w:tcBorders>
-            <w:shd w:val="clear" w:color="auto" w:fill="auto"/>
-          </w:tcPr>
-          <w:p>
-            <w:pPr>
-              <w:rPr>
-                <w:sz w:val="20"/>
-                <w:szCs w:val="20"/>
-              </w:rPr>
-            </w:pPr>
-            <w:r>
-              <w:rPr>
+          </w:tcPr>
+          <w:p>
+            <w:pPr>
+              <w:rPr>
+                <w:rFonts w:ascii="Aptos" w:hAnsi="Aptos"/>
+                <w:sz w:val="20"/>
+                <w:szCs w:val="20"/>
+              </w:rPr>
+            </w:pPr>
+            <w:r>
+              <w:rPr>
+                <w:rFonts w:ascii="Aptos" w:hAnsi="Aptos"/>
                 <w:sz w:val="20"/>
                 <w:szCs w:val="20"/>
               </w:rPr>
@@ -428,17 +460,18 @@
               <w:bottom w:val="nil"/>
               <w:right w:val="nil"/>
             </w:tcBorders>
-            <w:shd w:val="clear" w:color="auto" w:fill="auto"/>
-          </w:tcPr>
-          <w:p>
-            <w:pPr>
-              <w:rPr>
+          </w:tcPr>
+          <w:p>
+            <w:pPr>
+              <w:rPr>
+                <w:rFonts w:ascii="Aptos" w:hAnsi="Aptos"/>
                 <w:sz w:val="18"/>
                 <w:szCs w:val="18"/>
               </w:rPr>
             </w:pPr>
             <w:r>
               <w:rPr>
+                <w:rFonts w:ascii="Aptos" w:hAnsi="Aptos"/>
                 <w:sz w:val="18"/>
                 <w:szCs w:val="18"/>
               </w:rPr>
@@ -456,6 +489,7 @@
             </w:r>
             <w:r>
               <w:rPr>
+                <w:rFonts w:ascii="Aptos" w:hAnsi="Aptos"/>
                 <w:sz w:val="18"/>
                 <w:szCs w:val="18"/>
               </w:rPr>
@@ -463,12 +497,14 @@
             </w:r>
             <w:r>
               <w:rPr>
+                <w:rFonts w:ascii="Aptos" w:hAnsi="Aptos"/>
                 <w:sz w:val="18"/>
                 <w:szCs w:val="18"/>
               </w:rPr>
             </w:r>
             <w:r>
               <w:rPr>
+                <w:rFonts w:ascii="Aptos" w:hAnsi="Aptos"/>
                 <w:sz w:val="18"/>
                 <w:szCs w:val="18"/>
               </w:rPr>
@@ -476,6 +512,7 @@
             </w:r>
             <w:r>
               <w:rPr>
+                <w:rFonts w:ascii="Aptos" w:hAnsi="Aptos"/>
                 <w:sz w:val="18"/>
                 <w:szCs w:val="18"/>
               </w:rPr>
@@ -491,17 +528,18 @@
               <w:left w:val="nil"/>
               <w:bottom w:val="nil"/>
             </w:tcBorders>
-            <w:shd w:val="clear" w:color="auto" w:fill="auto"/>
-          </w:tcPr>
-          <w:p>
-            <w:pPr>
-              <w:rPr>
-                <w:sz w:val="20"/>
-                <w:szCs w:val="20"/>
-              </w:rPr>
-            </w:pPr>
-            <w:r>
-              <w:rPr>
+          </w:tcPr>
+          <w:p>
+            <w:pPr>
+              <w:rPr>
+                <w:rFonts w:ascii="Aptos" w:hAnsi="Aptos"/>
+                <w:sz w:val="20"/>
+                <w:szCs w:val="20"/>
+              </w:rPr>
+            </w:pPr>
+            <w:r>
+              <w:rPr>
+                <w:rFonts w:ascii="Aptos" w:hAnsi="Aptos"/>
                 <w:sz w:val="20"/>
                 <w:szCs w:val="20"/>
               </w:rPr>
@@ -516,17 +554,18 @@
               <w:bottom w:val="nil"/>
               <w:right w:val="nil"/>
             </w:tcBorders>
-            <w:shd w:val="clear" w:color="auto" w:fill="auto"/>
-          </w:tcPr>
-          <w:p>
-            <w:pPr>
-              <w:rPr>
+          </w:tcPr>
+          <w:p>
+            <w:pPr>
+              <w:rPr>
+                <w:rFonts w:ascii="Aptos" w:hAnsi="Aptos"/>
                 <w:sz w:val="18"/>
                 <w:szCs w:val="18"/>
               </w:rPr>
             </w:pPr>
             <w:r>
               <w:rPr>
+                <w:rFonts w:ascii="Aptos" w:hAnsi="Aptos"/>
                 <w:sz w:val="18"/>
                 <w:szCs w:val="18"/>
               </w:rPr>
@@ -544,6 +583,7 @@
             </w:r>
             <w:r>
               <w:rPr>
+                <w:rFonts w:ascii="Aptos" w:hAnsi="Aptos"/>
                 <w:sz w:val="18"/>
                 <w:szCs w:val="18"/>
               </w:rPr>
@@ -551,12 +591,14 @@
             </w:r>
             <w:r>
               <w:rPr>
+                <w:rFonts w:ascii="Aptos" w:hAnsi="Aptos"/>
                 <w:sz w:val="18"/>
                 <w:szCs w:val="18"/>
               </w:rPr>
             </w:r>
             <w:r>
               <w:rPr>
+                <w:rFonts w:ascii="Aptos" w:hAnsi="Aptos"/>
                 <w:sz w:val="18"/>
                 <w:szCs w:val="18"/>
               </w:rPr>
@@ -564,6 +606,7 @@
             </w:r>
             <w:r>
               <w:rPr>
+                <w:rFonts w:ascii="Aptos" w:hAnsi="Aptos"/>
                 <w:sz w:val="18"/>
                 <w:szCs w:val="18"/>
               </w:rPr>
@@ -579,17 +622,18 @@
               <w:left w:val="nil"/>
               <w:bottom w:val="nil"/>
             </w:tcBorders>
-            <w:shd w:val="clear" w:color="auto" w:fill="auto"/>
-          </w:tcPr>
-          <w:p>
-            <w:pPr>
-              <w:rPr>
-                <w:sz w:val="20"/>
-                <w:szCs w:val="20"/>
-              </w:rPr>
-            </w:pPr>
-            <w:r>
-              <w:rPr>
+          </w:tcPr>
+          <w:p>
+            <w:pPr>
+              <w:rPr>
+                <w:rFonts w:ascii="Aptos" w:hAnsi="Aptos"/>
+                <w:sz w:val="20"/>
+                <w:szCs w:val="20"/>
+              </w:rPr>
+            </w:pPr>
+            <w:r>
+              <w:rPr>
+                <w:rFonts w:ascii="Aptos" w:hAnsi="Aptos"/>
                 <w:sz w:val="20"/>
                 <w:szCs w:val="20"/>
               </w:rPr>
@@ -614,17 +658,18 @@
               <w:bottom w:val="nil"/>
               <w:right w:val="nil"/>
             </w:tcBorders>
-            <w:shd w:val="clear" w:color="auto" w:fill="auto"/>
-          </w:tcPr>
-          <w:p>
-            <w:pPr>
-              <w:rPr>
-                <w:sz w:val="20"/>
-                <w:szCs w:val="20"/>
-              </w:rPr>
-            </w:pPr>
-            <w:r>
-              <w:rPr>
+          </w:tcPr>
+          <w:p>
+            <w:pPr>
+              <w:rPr>
+                <w:rFonts w:ascii="Aptos" w:hAnsi="Aptos"/>
+                <w:sz w:val="20"/>
+                <w:szCs w:val="20"/>
+              </w:rPr>
+            </w:pPr>
+            <w:r>
+              <w:rPr>
+                <w:rFonts w:ascii="Aptos" w:hAnsi="Aptos"/>
                 <w:sz w:val="18"/>
                 <w:szCs w:val="18"/>
               </w:rPr>
@@ -643,6 +688,7 @@
             </w:r>
             <w:r>
               <w:rPr>
+                <w:rFonts w:ascii="Aptos" w:hAnsi="Aptos"/>
                 <w:sz w:val="18"/>
                 <w:szCs w:val="18"/>
               </w:rPr>
@@ -650,12 +696,14 @@
             </w:r>
             <w:r>
               <w:rPr>
+                <w:rFonts w:ascii="Aptos" w:hAnsi="Aptos"/>
                 <w:sz w:val="18"/>
                 <w:szCs w:val="18"/>
               </w:rPr>
             </w:r>
             <w:r>
               <w:rPr>
+                <w:rFonts w:ascii="Aptos" w:hAnsi="Aptos"/>
                 <w:sz w:val="18"/>
                 <w:szCs w:val="18"/>
               </w:rPr>
@@ -663,6 +711,7 @@
             </w:r>
             <w:r>
               <w:rPr>
+                <w:rFonts w:ascii="Aptos" w:hAnsi="Aptos"/>
                 <w:sz w:val="18"/>
                 <w:szCs w:val="18"/>
               </w:rPr>
@@ -679,17 +728,18 @@
               <w:left w:val="nil"/>
               <w:bottom w:val="nil"/>
             </w:tcBorders>
-            <w:shd w:val="clear" w:color="auto" w:fill="auto"/>
-          </w:tcPr>
-          <w:p>
-            <w:pPr>
-              <w:rPr>
-                <w:sz w:val="20"/>
-                <w:szCs w:val="20"/>
-              </w:rPr>
-            </w:pPr>
-            <w:r>
-              <w:rPr>
+          </w:tcPr>
+          <w:p>
+            <w:pPr>
+              <w:rPr>
+                <w:rFonts w:ascii="Aptos" w:hAnsi="Aptos"/>
+                <w:sz w:val="20"/>
+                <w:szCs w:val="20"/>
+              </w:rPr>
+            </w:pPr>
+            <w:r>
+              <w:rPr>
+                <w:rFonts w:ascii="Aptos" w:hAnsi="Aptos"/>
                 <w:sz w:val="20"/>
                 <w:szCs w:val="20"/>
               </w:rPr>
@@ -706,17 +756,18 @@
               <w:bottom w:val="nil"/>
               <w:right w:val="nil"/>
             </w:tcBorders>
-            <w:shd w:val="clear" w:color="auto" w:fill="auto"/>
-          </w:tcPr>
-          <w:p>
-            <w:pPr>
-              <w:rPr>
-                <w:sz w:val="20"/>
-                <w:szCs w:val="20"/>
-              </w:rPr>
-            </w:pPr>
-            <w:r>
-              <w:rPr>
+          </w:tcPr>
+          <w:p>
+            <w:pPr>
+              <w:rPr>
+                <w:rFonts w:ascii="Aptos" w:hAnsi="Aptos"/>
+                <w:sz w:val="20"/>
+                <w:szCs w:val="20"/>
+              </w:rPr>
+            </w:pPr>
+            <w:r>
+              <w:rPr>
+                <w:rFonts w:ascii="Aptos" w:hAnsi="Aptos"/>
                 <w:sz w:val="18"/>
                 <w:szCs w:val="18"/>
               </w:rPr>
@@ -735,6 +786,7 @@
             </w:r>
             <w:r>
               <w:rPr>
+                <w:rFonts w:ascii="Aptos" w:hAnsi="Aptos"/>
                 <w:sz w:val="18"/>
                 <w:szCs w:val="18"/>
               </w:rPr>
@@ -742,12 +794,14 @@
             </w:r>
             <w:r>
               <w:rPr>
+                <w:rFonts w:ascii="Aptos" w:hAnsi="Aptos"/>
                 <w:sz w:val="18"/>
                 <w:szCs w:val="18"/>
               </w:rPr>
             </w:r>
             <w:r>
               <w:rPr>
+                <w:rFonts w:ascii="Aptos" w:hAnsi="Aptos"/>
                 <w:sz w:val="18"/>
                 <w:szCs w:val="18"/>
               </w:rPr>
@@ -755,6 +809,7 @@
             </w:r>
             <w:r>
               <w:rPr>
+                <w:rFonts w:ascii="Aptos" w:hAnsi="Aptos"/>
                 <w:sz w:val="18"/>
                 <w:szCs w:val="18"/>
               </w:rPr>
@@ -771,17 +826,18 @@
               <w:left w:val="nil"/>
               <w:bottom w:val="nil"/>
             </w:tcBorders>
-            <w:shd w:val="clear" w:color="auto" w:fill="auto"/>
-          </w:tcPr>
-          <w:p>
-            <w:pPr>
-              <w:rPr>
-                <w:sz w:val="20"/>
-                <w:szCs w:val="20"/>
-              </w:rPr>
-            </w:pPr>
-            <w:r>
-              <w:rPr>
+          </w:tcPr>
+          <w:p>
+            <w:pPr>
+              <w:rPr>
+                <w:rFonts w:ascii="Aptos" w:hAnsi="Aptos"/>
+                <w:sz w:val="20"/>
+                <w:szCs w:val="20"/>
+              </w:rPr>
+            </w:pPr>
+            <w:r>
+              <w:rPr>
+                <w:rFonts w:ascii="Aptos" w:hAnsi="Aptos"/>
                 <w:sz w:val="20"/>
                 <w:szCs w:val="20"/>
               </w:rPr>
@@ -797,17 +853,18 @@
               <w:bottom w:val="nil"/>
               <w:right w:val="nil"/>
             </w:tcBorders>
-            <w:shd w:val="clear" w:color="auto" w:fill="auto"/>
-          </w:tcPr>
-          <w:p>
-            <w:pPr>
-              <w:rPr>
-                <w:sz w:val="20"/>
-                <w:szCs w:val="20"/>
-              </w:rPr>
-            </w:pPr>
-            <w:r>
-              <w:rPr>
+          </w:tcPr>
+          <w:p>
+            <w:pPr>
+              <w:rPr>
+                <w:rFonts w:ascii="Aptos" w:hAnsi="Aptos"/>
+                <w:sz w:val="20"/>
+                <w:szCs w:val="20"/>
+              </w:rPr>
+            </w:pPr>
+            <w:r>
+              <w:rPr>
+                <w:rFonts w:ascii="Aptos" w:hAnsi="Aptos"/>
                 <w:sz w:val="18"/>
                 <w:szCs w:val="18"/>
               </w:rPr>
@@ -825,6 +882,7 @@
             </w:r>
             <w:r>
               <w:rPr>
+                <w:rFonts w:ascii="Aptos" w:hAnsi="Aptos"/>
                 <w:sz w:val="18"/>
                 <w:szCs w:val="18"/>
               </w:rPr>
@@ -832,12 +890,22 @@
             </w:r>
             <w:r>
               <w:rPr>
+                <w:rFonts w:ascii="Aptos" w:hAnsi="Aptos"/>
                 <w:sz w:val="18"/>
                 <w:szCs w:val="18"/>
               </w:rPr>
             </w:r>
             <w:r>
               <w:rPr>
+                <w:rFonts w:ascii="Aptos" w:hAnsi="Aptos"/>
+                <w:sz w:val="18"/>
+                <w:szCs w:val="18"/>
+              </w:rPr>
+              <w:fldChar w:fldCharType="separate"/>
+            </w:r>
+            <w:r>
+              <w:rPr>
+                <w:rFonts w:ascii="Aptos" w:hAnsi="Aptos"/>
                 <w:sz w:val="18"/>
                 <w:szCs w:val="18"/>
               </w:rPr>
@@ -854,28 +922,22 @@
               <w:left w:val="nil"/>
               <w:bottom w:val="nil"/>
             </w:tcBorders>
-            <w:shd w:val="clear" w:color="auto" w:fill="auto"/>
-          </w:tcPr>
-          <w:p>
-            <w:pPr>
-              <w:rPr>
-                <w:sz w:val="20"/>
-                <w:szCs w:val="20"/>
-              </w:rPr>
-            </w:pPr>
-            <w:r>
-              <w:rPr>
-                <w:sz w:val="20"/>
-                <w:szCs w:val="20"/>
-              </w:rPr>
-              <w:t xml:space="preserve">Incompatibilità con </w:t>
-            </w:r>
-            <w:r>
-              <w:rPr>
-                <w:sz w:val="20"/>
-                <w:szCs w:val="20"/>
-              </w:rPr>
-              <w:t>ossidanti</w:t>
+          </w:tcPr>
+          <w:p>
+            <w:pPr>
+              <w:rPr>
+                <w:rFonts w:ascii="Aptos" w:hAnsi="Aptos"/>
+                <w:sz w:val="20"/>
+                <w:szCs w:val="20"/>
+              </w:rPr>
+            </w:pPr>
+            <w:r>
+              <w:rPr>
+                <w:rFonts w:ascii="Aptos" w:hAnsi="Aptos"/>
+                <w:sz w:val="20"/>
+                <w:szCs w:val="20"/>
+              </w:rPr>
+              <w:t>Incompatibilità con ossidanti</w:t>
             </w:r>
           </w:p>
         </w:tc>
@@ -892,17 +954,18 @@
               <w:top w:val="nil"/>
               <w:right w:val="nil"/>
             </w:tcBorders>
-            <w:shd w:val="clear" w:color="auto" w:fill="auto"/>
-          </w:tcPr>
-          <w:p>
-            <w:pPr>
-              <w:rPr>
-                <w:sz w:val="20"/>
-                <w:szCs w:val="20"/>
-              </w:rPr>
-            </w:pPr>
-            <w:r>
-              <w:rPr>
+          </w:tcPr>
+          <w:p>
+            <w:pPr>
+              <w:rPr>
+                <w:rFonts w:ascii="Aptos" w:hAnsi="Aptos"/>
+                <w:sz w:val="20"/>
+                <w:szCs w:val="20"/>
+              </w:rPr>
+            </w:pPr>
+            <w:r>
+              <w:rPr>
+                <w:rFonts w:ascii="Aptos" w:hAnsi="Aptos"/>
                 <w:sz w:val="18"/>
                 <w:szCs w:val="18"/>
               </w:rPr>
@@ -920,6 +983,7 @@
             </w:r>
             <w:r>
               <w:rPr>
+                <w:rFonts w:ascii="Aptos" w:hAnsi="Aptos"/>
                 <w:sz w:val="18"/>
                 <w:szCs w:val="18"/>
               </w:rPr>
@@ -927,12 +991,14 @@
             </w:r>
             <w:r>
               <w:rPr>
+                <w:rFonts w:ascii="Aptos" w:hAnsi="Aptos"/>
                 <w:sz w:val="18"/>
                 <w:szCs w:val="18"/>
               </w:rPr>
             </w:r>
             <w:r>
               <w:rPr>
+                <w:rFonts w:ascii="Aptos" w:hAnsi="Aptos"/>
                 <w:sz w:val="18"/>
                 <w:szCs w:val="18"/>
               </w:rPr>
@@ -940,6 +1006,7 @@
             </w:r>
             <w:r>
               <w:rPr>
+                <w:rFonts w:ascii="Aptos" w:hAnsi="Aptos"/>
                 <w:sz w:val="18"/>
                 <w:szCs w:val="18"/>
               </w:rPr>
@@ -955,17 +1022,18 @@
               <w:top w:val="nil"/>
               <w:left w:val="nil"/>
             </w:tcBorders>
-            <w:shd w:val="clear" w:color="auto" w:fill="auto"/>
-          </w:tcPr>
-          <w:p>
-            <w:pPr>
-              <w:rPr>
-                <w:sz w:val="20"/>
-                <w:szCs w:val="20"/>
-              </w:rPr>
-            </w:pPr>
-            <w:r>
-              <w:rPr>
+          </w:tcPr>
+          <w:p>
+            <w:pPr>
+              <w:rPr>
+                <w:rFonts w:ascii="Aptos" w:hAnsi="Aptos"/>
+                <w:sz w:val="20"/>
+                <w:szCs w:val="20"/>
+              </w:rPr>
+            </w:pPr>
+            <w:r>
+              <w:rPr>
+                <w:rFonts w:ascii="Aptos" w:hAnsi="Aptos"/>
                 <w:sz w:val="20"/>
                 <w:szCs w:val="20"/>
               </w:rPr>
@@ -981,17 +1049,18 @@
               <w:top w:val="nil"/>
               <w:right w:val="nil"/>
             </w:tcBorders>
-            <w:shd w:val="clear" w:color="auto" w:fill="auto"/>
-          </w:tcPr>
-          <w:p>
-            <w:pPr>
-              <w:rPr>
-                <w:sz w:val="20"/>
-                <w:szCs w:val="20"/>
-              </w:rPr>
-            </w:pPr>
-            <w:r>
-              <w:rPr>
+          </w:tcPr>
+          <w:p>
+            <w:pPr>
+              <w:rPr>
+                <w:rFonts w:ascii="Aptos" w:hAnsi="Aptos"/>
+                <w:sz w:val="20"/>
+                <w:szCs w:val="20"/>
+              </w:rPr>
+            </w:pPr>
+            <w:r>
+              <w:rPr>
+                <w:rFonts w:ascii="Aptos" w:hAnsi="Aptos"/>
                 <w:sz w:val="18"/>
                 <w:szCs w:val="18"/>
               </w:rPr>
@@ -1009,6 +1078,7 @@
             </w:r>
             <w:r>
               <w:rPr>
+                <w:rFonts w:ascii="Aptos" w:hAnsi="Aptos"/>
                 <w:sz w:val="18"/>
                 <w:szCs w:val="18"/>
               </w:rPr>
@@ -1016,12 +1086,14 @@
             </w:r>
             <w:r>
               <w:rPr>
+                <w:rFonts w:ascii="Aptos" w:hAnsi="Aptos"/>
                 <w:sz w:val="18"/>
                 <w:szCs w:val="18"/>
               </w:rPr>
             </w:r>
             <w:r>
               <w:rPr>
+                <w:rFonts w:ascii="Aptos" w:hAnsi="Aptos"/>
                 <w:sz w:val="18"/>
                 <w:szCs w:val="18"/>
               </w:rPr>
@@ -1029,6 +1101,7 @@
             </w:r>
             <w:r>
               <w:rPr>
+                <w:rFonts w:ascii="Aptos" w:hAnsi="Aptos"/>
                 <w:sz w:val="18"/>
                 <w:szCs w:val="18"/>
               </w:rPr>
@@ -1044,17 +1117,18 @@
               <w:top w:val="nil"/>
               <w:left w:val="nil"/>
             </w:tcBorders>
-            <w:shd w:val="clear" w:color="auto" w:fill="auto"/>
-          </w:tcPr>
-          <w:p>
-            <w:pPr>
-              <w:rPr>
-                <w:sz w:val="20"/>
-                <w:szCs w:val="20"/>
-              </w:rPr>
-            </w:pPr>
-            <w:r>
-              <w:rPr>
+          </w:tcPr>
+          <w:p>
+            <w:pPr>
+              <w:rPr>
+                <w:rFonts w:ascii="Aptos" w:hAnsi="Aptos"/>
+                <w:sz w:val="20"/>
+                <w:szCs w:val="20"/>
+              </w:rPr>
+            </w:pPr>
+            <w:r>
+              <w:rPr>
+                <w:rFonts w:ascii="Aptos" w:hAnsi="Aptos"/>
                 <w:sz w:val="20"/>
                 <w:szCs w:val="20"/>
               </w:rPr>
@@ -1069,17 +1143,18 @@
               <w:top w:val="nil"/>
               <w:right w:val="nil"/>
             </w:tcBorders>
-            <w:shd w:val="clear" w:color="auto" w:fill="auto"/>
-          </w:tcPr>
-          <w:p>
-            <w:pPr>
-              <w:rPr>
-                <w:sz w:val="20"/>
-                <w:szCs w:val="20"/>
-              </w:rPr>
-            </w:pPr>
-            <w:r>
-              <w:rPr>
+          </w:tcPr>
+          <w:p>
+            <w:pPr>
+              <w:rPr>
+                <w:rFonts w:ascii="Aptos" w:hAnsi="Aptos"/>
+                <w:sz w:val="20"/>
+                <w:szCs w:val="20"/>
+              </w:rPr>
+            </w:pPr>
+            <w:r>
+              <w:rPr>
+                <w:rFonts w:ascii="Aptos" w:hAnsi="Aptos"/>
                 <w:sz w:val="18"/>
                 <w:szCs w:val="18"/>
               </w:rPr>
@@ -1097,6 +1172,7 @@
             </w:r>
             <w:r>
               <w:rPr>
+                <w:rFonts w:ascii="Aptos" w:hAnsi="Aptos"/>
                 <w:sz w:val="18"/>
                 <w:szCs w:val="18"/>
               </w:rPr>
@@ -1104,12 +1180,14 @@
             </w:r>
             <w:r>
               <w:rPr>
+                <w:rFonts w:ascii="Aptos" w:hAnsi="Aptos"/>
                 <w:sz w:val="18"/>
                 <w:szCs w:val="18"/>
               </w:rPr>
             </w:r>
             <w:r>
               <w:rPr>
+                <w:rFonts w:ascii="Aptos" w:hAnsi="Aptos"/>
                 <w:sz w:val="18"/>
                 <w:szCs w:val="18"/>
               </w:rPr>
@@ -1117,6 +1195,7 @@
             </w:r>
             <w:r>
               <w:rPr>
+                <w:rFonts w:ascii="Aptos" w:hAnsi="Aptos"/>
                 <w:sz w:val="18"/>
                 <w:szCs w:val="18"/>
               </w:rPr>
@@ -1132,17 +1211,18 @@
               <w:top w:val="nil"/>
               <w:left w:val="nil"/>
             </w:tcBorders>
-            <w:shd w:val="clear" w:color="auto" w:fill="auto"/>
-          </w:tcPr>
-          <w:p>
-            <w:pPr>
-              <w:rPr>
-                <w:sz w:val="20"/>
-                <w:szCs w:val="20"/>
-              </w:rPr>
-            </w:pPr>
-            <w:r>
-              <w:rPr>
+          </w:tcPr>
+          <w:p>
+            <w:pPr>
+              <w:rPr>
+                <w:rFonts w:ascii="Aptos" w:hAnsi="Aptos"/>
+                <w:sz w:val="20"/>
+                <w:szCs w:val="20"/>
+              </w:rPr>
+            </w:pPr>
+            <w:r>
+              <w:rPr>
+                <w:rFonts w:ascii="Aptos" w:hAnsi="Aptos"/>
                 <w:sz w:val="20"/>
                 <w:szCs w:val="20"/>
               </w:rPr>
@@ -1162,11 +1242,11 @@
           <w:tcPr>
             <w:tcW w:w="9628" w:type="dxa"/>
             <w:gridSpan w:val="22"/>
-            <w:shd w:val="clear" w:color="auto" w:fill="auto"/>
-          </w:tcPr>
-          <w:p>
-            <w:pPr>
-              <w:rPr>
+          </w:tcPr>
+          <w:p>
+            <w:pPr>
+              <w:rPr>
+                <w:rFonts w:ascii="Aptos" w:hAnsi="Aptos"/>
                 <w:sz w:val="10"/>
                 <w:szCs w:val="10"/>
               </w:rPr>
@@ -1190,13 +1270,15 @@
           <w:p>
             <w:pPr>
               <w:rPr>
-                <w:b/>
-                <w:sz w:val="20"/>
-                <w:szCs w:val="20"/>
-              </w:rPr>
-            </w:pPr>
-            <w:r>
-              <w:rPr>
+                <w:rFonts w:ascii="Aptos" w:hAnsi="Aptos"/>
+                <w:b/>
+                <w:sz w:val="20"/>
+                <w:szCs w:val="20"/>
+              </w:rPr>
+            </w:pPr>
+            <w:r>
+              <w:rPr>
+                <w:rFonts w:ascii="Aptos" w:hAnsi="Aptos"/>
                 <w:b/>
                 <w:sz w:val="20"/>
                 <w:szCs w:val="20"/>
@@ -1214,19 +1296,12 @@
           <w:p>
             <w:pPr>
               <w:rPr>
-                <w:b/>
-                <w:sz w:val="20"/>
-                <w:szCs w:val="20"/>
-              </w:rPr>
-            </w:pPr>
-            <w:r>
-              <w:rPr>
-                <w:b/>
-                <w:sz w:val="20"/>
-                <w:szCs w:val="20"/>
-              </w:rPr>
-              <w:t>TLV – IBE</w:t>
-            </w:r>
+                <w:rFonts w:ascii="Aptos" w:hAnsi="Aptos"/>
+                <w:b/>
+                <w:sz w:val="20"/>
+                <w:szCs w:val="20"/>
+              </w:rPr>
+            </w:pPr>
           </w:p>
         </w:tc>
       </w:tr>
@@ -1246,199 +1321,18 @@
           <w:p>
             <w:pPr>
               <w:rPr>
-                <w:sz w:val="16"/>
-                <w:szCs w:val="16"/>
-              </w:rPr>
-            </w:pPr>
-            <w:r>
-              <w:rPr>
-                <w:sz w:val="16"/>
-                <w:szCs w:val="16"/>
-              </w:rPr>
-              <w:fldChar w:fldCharType="begin">
-                <w:ffData>
-                  <w:name w:val=""/>
-                  <w:enabled/>
-                  <w:calcOnExit w:val="0"/>
-                  <w:checkBox>
-                    <w:sizeAuto/>
-                    <w:default w:val="1"/>
-                  </w:checkBox>
-                </w:ffData>
-              </w:fldChar>
-            </w:r>
-            <w:r>
-              <w:rPr>
-                <w:sz w:val="16"/>
-                <w:szCs w:val="16"/>
-              </w:rPr>
-              <w:instrText xml:space="preserve"> FORMCHECKBOX </w:instrText>
-            </w:r>
-            <w:r>
-              <w:rPr>
-                <w:sz w:val="16"/>
-                <w:szCs w:val="16"/>
-              </w:rPr>
-            </w:r>
-            <w:r>
-              <w:rPr>
-                <w:sz w:val="16"/>
-                <w:szCs w:val="16"/>
-              </w:rPr>
-              <w:fldChar w:fldCharType="separate"/>
-            </w:r>
-            <w:r>
-              <w:rPr>
-                <w:sz w:val="16"/>
-                <w:szCs w:val="16"/>
-              </w:rPr>
-              <w:fldChar w:fldCharType="end"/>
-            </w:r>
-            <w:r>
-              <w:rPr>
-                <w:sz w:val="16"/>
-                <w:szCs w:val="16"/>
-              </w:rPr>
-              <w:t xml:space="preserve"> </w:t>
-            </w:r>
-            <w:r>
-              <w:rPr>
-                <w:sz w:val="16"/>
-                <w:szCs w:val="16"/>
-              </w:rPr>
-              <w:t>Acido citrico</w:t>
-            </w:r>
-          </w:p>
-          <w:p>
-            <w:pPr>
-              <w:rPr>
-                <w:sz w:val="16"/>
-                <w:szCs w:val="16"/>
-              </w:rPr>
-            </w:pPr>
-            <w:r>
-              <w:rPr>
-                <w:sz w:val="16"/>
-                <w:szCs w:val="16"/>
-              </w:rPr>
-              <w:fldChar w:fldCharType="begin">
-                <w:ffData>
-                  <w:name w:val=""/>
-                  <w:enabled/>
-                  <w:calcOnExit w:val="0"/>
-                  <w:checkBox>
-                    <w:sizeAuto/>
-                    <w:default w:val="1"/>
-                  </w:checkBox>
-                </w:ffData>
-              </w:fldChar>
-            </w:r>
-            <w:r>
-              <w:rPr>
-                <w:sz w:val="16"/>
-                <w:szCs w:val="16"/>
-              </w:rPr>
-              <w:instrText xml:space="preserve"> FORMCHECKBOX </w:instrText>
-            </w:r>
-            <w:r>
-              <w:rPr>
-                <w:sz w:val="16"/>
-                <w:szCs w:val="16"/>
-              </w:rPr>
-            </w:r>
-            <w:r>
-              <w:rPr>
-                <w:sz w:val="16"/>
-                <w:szCs w:val="16"/>
-              </w:rPr>
-              <w:fldChar w:fldCharType="separate"/>
-            </w:r>
-            <w:r>
-              <w:rPr>
-                <w:sz w:val="16"/>
-                <w:szCs w:val="16"/>
-              </w:rPr>
-              <w:fldChar w:fldCharType="end"/>
-            </w:r>
-            <w:r>
-              <w:rPr>
-                <w:sz w:val="16"/>
-                <w:szCs w:val="16"/>
-              </w:rPr>
-              <w:t xml:space="preserve"> A</w:t>
-            </w:r>
-            <w:r>
-              <w:rPr>
-                <w:sz w:val="16"/>
-                <w:szCs w:val="16"/>
-              </w:rPr>
-              <w:t>cido fosforico</w:t>
-            </w:r>
-          </w:p>
-          <w:p>
-            <w:pPr>
-              <w:rPr>
-                <w:sz w:val="16"/>
-                <w:szCs w:val="16"/>
-              </w:rPr>
-            </w:pPr>
-            <w:r>
-              <w:rPr>
-                <w:sz w:val="16"/>
-                <w:szCs w:val="16"/>
-              </w:rPr>
-              <w:fldChar w:fldCharType="begin">
-                <w:ffData>
-                  <w:name w:val=""/>
-                  <w:enabled/>
-                  <w:calcOnExit w:val="0"/>
-                  <w:checkBox>
-                    <w:sizeAuto/>
-                    <w:default w:val="1"/>
-                  </w:checkBox>
-                </w:ffData>
-              </w:fldChar>
-            </w:r>
-            <w:r>
-              <w:rPr>
-                <w:sz w:val="16"/>
-                <w:szCs w:val="16"/>
-              </w:rPr>
-              <w:instrText xml:space="preserve"> FORMCHECKBOX </w:instrText>
-            </w:r>
-            <w:r>
-              <w:rPr>
-                <w:sz w:val="16"/>
-                <w:szCs w:val="16"/>
-              </w:rPr>
-            </w:r>
-            <w:r>
-              <w:rPr>
-                <w:sz w:val="16"/>
-                <w:szCs w:val="16"/>
-              </w:rPr>
-              <w:fldChar w:fldCharType="separate"/>
-            </w:r>
-            <w:r>
-              <w:rPr>
-                <w:sz w:val="16"/>
-                <w:szCs w:val="16"/>
-              </w:rPr>
-              <w:fldChar w:fldCharType="end"/>
-            </w:r>
-            <w:r>
-              <w:rPr>
-                <w:sz w:val="16"/>
-                <w:szCs w:val="16"/>
-              </w:rPr>
-              <w:t xml:space="preserve"> </w:t>
-            </w:r>
-            <w:r>
-              <w:rPr>
-                <w:sz w:val="16"/>
-                <w:szCs w:val="16"/>
-              </w:rPr>
-              <w:t>2,2'-iminodietanolo</w:t>
+                <w:rFonts w:ascii="Aptos" w:hAnsi="Aptos"/>
+                <w:sz w:val="16"/>
+                <w:szCs w:val="16"/>
+              </w:rPr>
+            </w:pPr>
+            <w:r>
+              <w:rPr>
+                <w:rFonts w:ascii="Aptos" w:hAnsi="Aptos"/>
+                <w:sz w:val="16"/>
+                <w:szCs w:val="16"/>
+              </w:rPr>
+              <w:t>Vedi SDS</w:t>
             </w:r>
           </w:p>
         </w:tc>
@@ -1451,6 +1345,7 @@
           <w:p>
             <w:pPr>
               <w:rPr>
+                <w:rFonts w:ascii="Aptos" w:hAnsi="Aptos"/>
                 <w:sz w:val="16"/>
                 <w:szCs w:val="16"/>
               </w:rPr>
@@ -1476,6 +1371,7 @@
           <w:p>
             <w:pPr>
               <w:rPr>
+                <w:rFonts w:ascii="Aptos" w:hAnsi="Aptos"/>
                 <w:b/>
                 <w:sz w:val="10"/>
                 <w:szCs w:val="10"/>
@@ -1500,23 +1396,18 @@
           <w:p>
             <w:pPr>
               <w:rPr>
-                <w:sz w:val="20"/>
-                <w:szCs w:val="20"/>
-              </w:rPr>
-            </w:pPr>
-            <w:r>
-              <w:rPr>
-                <w:sz w:val="20"/>
-                <w:szCs w:val="20"/>
-              </w:rPr>
-              <w:t xml:space="preserve">Classificazione </w:t>
-            </w:r>
-            <w:r>
-              <w:rPr>
-                <w:sz w:val="20"/>
-                <w:szCs w:val="20"/>
-              </w:rPr>
-              <w:t>H</w:t>
+                <w:rFonts w:ascii="Aptos" w:hAnsi="Aptos"/>
+                <w:sz w:val="20"/>
+                <w:szCs w:val="20"/>
+              </w:rPr>
+            </w:pPr>
+            <w:r>
+              <w:rPr>
+                <w:rFonts w:ascii="Aptos" w:hAnsi="Aptos"/>
+                <w:sz w:val="20"/>
+                <w:szCs w:val="20"/>
+              </w:rPr>
+              <w:t>Classificazione H</w:t>
             </w:r>
           </w:p>
         </w:tc>
@@ -1529,12 +1420,14 @@
           <w:p>
             <w:pPr>
               <w:rPr>
-                <w:sz w:val="20"/>
-                <w:szCs w:val="20"/>
-              </w:rPr>
-            </w:pPr>
-            <w:r>
-              <w:rPr>
+                <w:rFonts w:ascii="Aptos" w:hAnsi="Aptos"/>
+                <w:sz w:val="20"/>
+                <w:szCs w:val="20"/>
+              </w:rPr>
+            </w:pPr>
+            <w:r>
+              <w:rPr>
+                <w:rFonts w:ascii="Aptos" w:hAnsi="Aptos"/>
                 <w:b/>
                 <w:bCs/>
                 <w:sz w:val="20"/>
@@ -1561,12 +1454,14 @@
           <w:p>
             <w:pPr>
               <w:rPr>
-                <w:sz w:val="20"/>
-                <w:szCs w:val="20"/>
-              </w:rPr>
-            </w:pPr>
-            <w:r>
-              <w:rPr>
+                <w:rFonts w:ascii="Aptos" w:hAnsi="Aptos"/>
+                <w:sz w:val="20"/>
+                <w:szCs w:val="20"/>
+              </w:rPr>
+            </w:pPr>
+            <w:r>
+              <w:rPr>
+                <w:rFonts w:ascii="Aptos" w:hAnsi="Aptos"/>
                 <w:sz w:val="20"/>
                 <w:szCs w:val="20"/>
               </w:rPr>
@@ -1583,23 +1478,18 @@
           <w:p>
             <w:pPr>
               <w:rPr>
-                <w:sz w:val="20"/>
-                <w:szCs w:val="20"/>
-              </w:rPr>
-            </w:pPr>
-            <w:r>
-              <w:rPr>
-                <w:sz w:val="20"/>
-                <w:szCs w:val="20"/>
-              </w:rPr>
-              <w:t>1-</w:t>
-            </w:r>
-            <w:r>
-              <w:rPr>
-                <w:sz w:val="20"/>
-                <w:szCs w:val="20"/>
-              </w:rPr>
-              <w:t>10 a settimana</w:t>
+                <w:rFonts w:ascii="Aptos" w:hAnsi="Aptos"/>
+                <w:sz w:val="20"/>
+                <w:szCs w:val="20"/>
+              </w:rPr>
+            </w:pPr>
+            <w:r>
+              <w:rPr>
+                <w:rFonts w:ascii="Aptos" w:hAnsi="Aptos"/>
+                <w:sz w:val="20"/>
+                <w:szCs w:val="20"/>
+              </w:rPr>
+              <w:t>1-10 a settimana</w:t>
             </w:r>
           </w:p>
         </w:tc>
@@ -1612,12 +1502,14 @@
           <w:p>
             <w:pPr>
               <w:rPr>
-                <w:sz w:val="20"/>
-                <w:szCs w:val="20"/>
-              </w:rPr>
-            </w:pPr>
-            <w:r>
-              <w:rPr>
+                <w:rFonts w:ascii="Aptos" w:hAnsi="Aptos"/>
+                <w:sz w:val="20"/>
+                <w:szCs w:val="20"/>
+              </w:rPr>
+            </w:pPr>
+            <w:r>
+              <w:rPr>
+                <w:rFonts w:ascii="Aptos" w:hAnsi="Aptos"/>
                 <w:sz w:val="20"/>
                 <w:szCs w:val="20"/>
               </w:rPr>
@@ -1634,12 +1526,14 @@
           <w:p>
             <w:pPr>
               <w:rPr>
-                <w:sz w:val="20"/>
-                <w:szCs w:val="20"/>
-              </w:rPr>
-            </w:pPr>
-            <w:r>
-              <w:rPr>
+                <w:rFonts w:ascii="Aptos" w:hAnsi="Aptos"/>
+                <w:sz w:val="20"/>
+                <w:szCs w:val="20"/>
+              </w:rPr>
+            </w:pPr>
+            <w:r>
+              <w:rPr>
+                <w:rFonts w:ascii="Aptos" w:hAnsi="Aptos"/>
                 <w:sz w:val="20"/>
                 <w:szCs w:val="20"/>
               </w:rPr>
@@ -1667,12 +1561,14 @@
           <w:p>
             <w:pPr>
               <w:rPr>
-                <w:sz w:val="20"/>
-                <w:szCs w:val="20"/>
-              </w:rPr>
-            </w:pPr>
-            <w:r>
-              <w:rPr>
+                <w:rFonts w:ascii="Aptos" w:hAnsi="Aptos"/>
+                <w:sz w:val="20"/>
+                <w:szCs w:val="20"/>
+              </w:rPr>
+            </w:pPr>
+            <w:r>
+              <w:rPr>
+                <w:rFonts w:ascii="Aptos" w:hAnsi="Aptos"/>
                 <w:sz w:val="20"/>
                 <w:szCs w:val="20"/>
               </w:rPr>
@@ -1695,12 +1591,14 @@
               <w:autoSpaceDN w:val="0"/>
               <w:adjustRightInd w:val="0"/>
               <w:rPr>
-                <w:sz w:val="16"/>
-                <w:szCs w:val="16"/>
-              </w:rPr>
-            </w:pPr>
-            <w:r>
-              <w:rPr>
+                <w:rFonts w:ascii="Aptos" w:hAnsi="Aptos"/>
+                <w:sz w:val="16"/>
+                <w:szCs w:val="16"/>
+              </w:rPr>
+            </w:pPr>
+            <w:r>
+              <w:rPr>
+                <w:rFonts w:ascii="Aptos" w:hAnsi="Aptos"/>
                 <w:sz w:val="16"/>
                 <w:szCs w:val="16"/>
               </w:rPr>
@@ -1718,6 +1616,7 @@
             </w:r>
             <w:r>
               <w:rPr>
+                <w:rFonts w:ascii="Aptos" w:hAnsi="Aptos"/>
                 <w:sz w:val="16"/>
                 <w:szCs w:val="16"/>
               </w:rPr>
@@ -1725,12 +1624,14 @@
             </w:r>
             <w:r>
               <w:rPr>
-                <w:sz w:val="16"/>
-                <w:szCs w:val="16"/>
-              </w:rPr>
-            </w:r>
-            <w:r>
-              <w:rPr>
+                <w:rFonts w:ascii="Aptos" w:hAnsi="Aptos"/>
+                <w:sz w:val="16"/>
+                <w:szCs w:val="16"/>
+              </w:rPr>
+            </w:r>
+            <w:r>
+              <w:rPr>
+                <w:rFonts w:ascii="Aptos" w:hAnsi="Aptos"/>
                 <w:sz w:val="16"/>
                 <w:szCs w:val="16"/>
               </w:rPr>
@@ -1738,6 +1639,7 @@
             </w:r>
             <w:r>
               <w:rPr>
+                <w:rFonts w:ascii="Aptos" w:hAnsi="Aptos"/>
                 <w:sz w:val="16"/>
                 <w:szCs w:val="16"/>
               </w:rPr>
@@ -1745,6 +1647,7 @@
             </w:r>
             <w:r>
               <w:rPr>
+                <w:rFonts w:ascii="Aptos" w:hAnsi="Aptos"/>
                 <w:sz w:val="16"/>
                 <w:szCs w:val="16"/>
               </w:rPr>
@@ -1757,12 +1660,14 @@
               <w:autoSpaceDN w:val="0"/>
               <w:adjustRightInd w:val="0"/>
               <w:rPr>
-                <w:sz w:val="16"/>
-                <w:szCs w:val="16"/>
-              </w:rPr>
-            </w:pPr>
-            <w:r>
-              <w:rPr>
+                <w:rFonts w:ascii="Aptos" w:hAnsi="Aptos"/>
+                <w:sz w:val="16"/>
+                <w:szCs w:val="16"/>
+              </w:rPr>
+            </w:pPr>
+            <w:r>
+              <w:rPr>
+                <w:rFonts w:ascii="Aptos" w:hAnsi="Aptos"/>
                 <w:sz w:val="16"/>
                 <w:szCs w:val="16"/>
               </w:rPr>
@@ -1780,6 +1685,7 @@
             </w:r>
             <w:r>
               <w:rPr>
+                <w:rFonts w:ascii="Aptos" w:hAnsi="Aptos"/>
                 <w:sz w:val="16"/>
                 <w:szCs w:val="16"/>
               </w:rPr>
@@ -1787,12 +1693,14 @@
             </w:r>
             <w:r>
               <w:rPr>
-                <w:sz w:val="16"/>
-                <w:szCs w:val="16"/>
-              </w:rPr>
-            </w:r>
-            <w:r>
-              <w:rPr>
+                <w:rFonts w:ascii="Aptos" w:hAnsi="Aptos"/>
+                <w:sz w:val="16"/>
+                <w:szCs w:val="16"/>
+              </w:rPr>
+            </w:r>
+            <w:r>
+              <w:rPr>
+                <w:rFonts w:ascii="Aptos" w:hAnsi="Aptos"/>
                 <w:sz w:val="16"/>
                 <w:szCs w:val="16"/>
               </w:rPr>
@@ -1800,6 +1708,7 @@
             </w:r>
             <w:r>
               <w:rPr>
+                <w:rFonts w:ascii="Aptos" w:hAnsi="Aptos"/>
                 <w:sz w:val="16"/>
                 <w:szCs w:val="16"/>
               </w:rPr>
@@ -1807,6 +1716,7 @@
             </w:r>
             <w:r>
               <w:rPr>
+                <w:rFonts w:ascii="Aptos" w:hAnsi="Aptos"/>
                 <w:sz w:val="16"/>
                 <w:szCs w:val="16"/>
               </w:rPr>
@@ -1829,12 +1739,14 @@
               <w:autoSpaceDN w:val="0"/>
               <w:adjustRightInd w:val="0"/>
               <w:rPr>
-                <w:sz w:val="16"/>
-                <w:szCs w:val="16"/>
-              </w:rPr>
-            </w:pPr>
-            <w:r>
-              <w:rPr>
+                <w:rFonts w:ascii="Aptos" w:hAnsi="Aptos"/>
+                <w:sz w:val="16"/>
+                <w:szCs w:val="16"/>
+              </w:rPr>
+            </w:pPr>
+            <w:r>
+              <w:rPr>
+                <w:rFonts w:ascii="Aptos" w:hAnsi="Aptos"/>
                 <w:sz w:val="16"/>
                 <w:szCs w:val="16"/>
               </w:rPr>
@@ -1852,6 +1764,7 @@
             </w:r>
             <w:r>
               <w:rPr>
+                <w:rFonts w:ascii="Aptos" w:hAnsi="Aptos"/>
                 <w:sz w:val="16"/>
                 <w:szCs w:val="16"/>
               </w:rPr>
@@ -1859,12 +1772,14 @@
             </w:r>
             <w:r>
               <w:rPr>
-                <w:sz w:val="16"/>
-                <w:szCs w:val="16"/>
-              </w:rPr>
-            </w:r>
-            <w:r>
-              <w:rPr>
+                <w:rFonts w:ascii="Aptos" w:hAnsi="Aptos"/>
+                <w:sz w:val="16"/>
+                <w:szCs w:val="16"/>
+              </w:rPr>
+            </w:r>
+            <w:r>
+              <w:rPr>
+                <w:rFonts w:ascii="Aptos" w:hAnsi="Aptos"/>
                 <w:sz w:val="16"/>
                 <w:szCs w:val="16"/>
               </w:rPr>
@@ -1872,6 +1787,7 @@
             </w:r>
             <w:r>
               <w:rPr>
+                <w:rFonts w:ascii="Aptos" w:hAnsi="Aptos"/>
                 <w:sz w:val="16"/>
                 <w:szCs w:val="16"/>
               </w:rPr>
@@ -1879,6 +1795,7 @@
             </w:r>
             <w:r>
               <w:rPr>
+                <w:rFonts w:ascii="Aptos" w:hAnsi="Aptos"/>
                 <w:sz w:val="16"/>
                 <w:szCs w:val="16"/>
               </w:rPr>
@@ -1891,12 +1808,14 @@
               <w:autoSpaceDN w:val="0"/>
               <w:adjustRightInd w:val="0"/>
               <w:rPr>
-                <w:sz w:val="16"/>
-                <w:szCs w:val="16"/>
-              </w:rPr>
-            </w:pPr>
-            <w:r>
-              <w:rPr>
+                <w:rFonts w:ascii="Aptos" w:hAnsi="Aptos"/>
+                <w:sz w:val="16"/>
+                <w:szCs w:val="16"/>
+              </w:rPr>
+            </w:pPr>
+            <w:r>
+              <w:rPr>
+                <w:rFonts w:ascii="Aptos" w:hAnsi="Aptos"/>
                 <w:sz w:val="16"/>
                 <w:szCs w:val="16"/>
               </w:rPr>
@@ -1914,6 +1833,7 @@
             </w:r>
             <w:r>
               <w:rPr>
+                <w:rFonts w:ascii="Aptos" w:hAnsi="Aptos"/>
                 <w:sz w:val="16"/>
                 <w:szCs w:val="16"/>
               </w:rPr>
@@ -1921,12 +1841,14 @@
             </w:r>
             <w:r>
               <w:rPr>
-                <w:sz w:val="16"/>
-                <w:szCs w:val="16"/>
-              </w:rPr>
-            </w:r>
-            <w:r>
-              <w:rPr>
+                <w:rFonts w:ascii="Aptos" w:hAnsi="Aptos"/>
+                <w:sz w:val="16"/>
+                <w:szCs w:val="16"/>
+              </w:rPr>
+            </w:r>
+            <w:r>
+              <w:rPr>
+                <w:rFonts w:ascii="Aptos" w:hAnsi="Aptos"/>
                 <w:sz w:val="16"/>
                 <w:szCs w:val="16"/>
               </w:rPr>
@@ -1934,6 +1856,7 @@
             </w:r>
             <w:r>
               <w:rPr>
+                <w:rFonts w:ascii="Aptos" w:hAnsi="Aptos"/>
                 <w:sz w:val="16"/>
                 <w:szCs w:val="16"/>
               </w:rPr>
@@ -1941,6 +1864,7 @@
             </w:r>
             <w:r>
               <w:rPr>
+                <w:rFonts w:ascii="Aptos" w:hAnsi="Aptos"/>
                 <w:sz w:val="16"/>
                 <w:szCs w:val="16"/>
               </w:rPr>
@@ -1953,12 +1877,14 @@
               <w:autoSpaceDN w:val="0"/>
               <w:adjustRightInd w:val="0"/>
               <w:rPr>
-                <w:sz w:val="16"/>
-                <w:szCs w:val="16"/>
-              </w:rPr>
-            </w:pPr>
-            <w:r>
-              <w:rPr>
+                <w:rFonts w:ascii="Aptos" w:hAnsi="Aptos"/>
+                <w:sz w:val="16"/>
+                <w:szCs w:val="16"/>
+              </w:rPr>
+            </w:pPr>
+            <w:r>
+              <w:rPr>
+                <w:rFonts w:ascii="Aptos" w:hAnsi="Aptos"/>
                 <w:sz w:val="16"/>
                 <w:szCs w:val="16"/>
               </w:rPr>
@@ -1976,6 +1902,7 @@
             </w:r>
             <w:r>
               <w:rPr>
+                <w:rFonts w:ascii="Aptos" w:hAnsi="Aptos"/>
                 <w:sz w:val="16"/>
                 <w:szCs w:val="16"/>
               </w:rPr>
@@ -1983,12 +1910,14 @@
             </w:r>
             <w:r>
               <w:rPr>
-                <w:sz w:val="16"/>
-                <w:szCs w:val="16"/>
-              </w:rPr>
-            </w:r>
-            <w:r>
-              <w:rPr>
+                <w:rFonts w:ascii="Aptos" w:hAnsi="Aptos"/>
+                <w:sz w:val="16"/>
+                <w:szCs w:val="16"/>
+              </w:rPr>
+            </w:r>
+            <w:r>
+              <w:rPr>
+                <w:rFonts w:ascii="Aptos" w:hAnsi="Aptos"/>
                 <w:sz w:val="16"/>
                 <w:szCs w:val="16"/>
               </w:rPr>
@@ -1996,6 +1925,7 @@
             </w:r>
             <w:r>
               <w:rPr>
+                <w:rFonts w:ascii="Aptos" w:hAnsi="Aptos"/>
                 <w:sz w:val="16"/>
                 <w:szCs w:val="16"/>
               </w:rPr>
@@ -2003,6 +1933,7 @@
             </w:r>
             <w:r>
               <w:rPr>
+                <w:rFonts w:ascii="Aptos" w:hAnsi="Aptos"/>
                 <w:sz w:val="16"/>
                 <w:szCs w:val="16"/>
               </w:rPr>
@@ -2029,6 +1960,7 @@
           <w:p>
             <w:pPr>
               <w:rPr>
+                <w:rFonts w:ascii="Aptos" w:hAnsi="Aptos"/>
                 <w:b/>
                 <w:sz w:val="10"/>
                 <w:szCs w:val="10"/>
@@ -2055,11 +1987,13 @@
           <w:p>
             <w:pPr>
               <w:rPr>
-                <w:b/>
-              </w:rPr>
-            </w:pPr>
-            <w:r>
-              <w:rPr>
+                <w:rFonts w:ascii="Aptos" w:hAnsi="Aptos"/>
+                <w:b/>
+              </w:rPr>
+            </w:pPr>
+            <w:r>
+              <w:rPr>
+                <w:rFonts w:ascii="Aptos" w:hAnsi="Aptos"/>
                 <w:b/>
               </w:rPr>
               <w:t>B</w:t>
@@ -2080,11 +2014,13 @@
           <w:p>
             <w:pPr>
               <w:rPr>
-                <w:b/>
-              </w:rPr>
-            </w:pPr>
-            <w:r>
-              <w:rPr>
+                <w:rFonts w:ascii="Aptos" w:hAnsi="Aptos"/>
+                <w:b/>
+              </w:rPr>
+            </w:pPr>
+            <w:r>
+              <w:rPr>
+                <w:rFonts w:ascii="Aptos" w:hAnsi="Aptos"/>
                 <w:b/>
               </w:rPr>
               <w:t>VALUTAZIONE DEL RISCHIO PER FATTORI (rischio stimato)</w:t>
@@ -2110,6 +2046,7 @@
           <w:p>
             <w:pPr>
               <w:rPr>
+                <w:rFonts w:ascii="Aptos" w:hAnsi="Aptos"/>
                 <w:b/>
                 <w:sz w:val="10"/>
                 <w:szCs w:val="10"/>
@@ -2134,13 +2071,15 @@
           <w:p>
             <w:pPr>
               <w:rPr>
-                <w:b/>
-                <w:sz w:val="20"/>
-                <w:szCs w:val="20"/>
-              </w:rPr>
-            </w:pPr>
-            <w:r>
-              <w:rPr>
+                <w:rFonts w:ascii="Aptos" w:hAnsi="Aptos"/>
+                <w:b/>
+                <w:sz w:val="20"/>
+                <w:szCs w:val="20"/>
+              </w:rPr>
+            </w:pPr>
+            <w:r>
+              <w:rPr>
+                <w:rFonts w:ascii="Aptos" w:hAnsi="Aptos"/>
                 <w:b/>
                 <w:sz w:val="20"/>
                 <w:szCs w:val="20"/>
@@ -2158,13 +2097,15 @@
           <w:p>
             <w:pPr>
               <w:rPr>
-                <w:b/>
-                <w:sz w:val="20"/>
-                <w:szCs w:val="20"/>
-              </w:rPr>
-            </w:pPr>
-            <w:r>
-              <w:rPr>
+                <w:rFonts w:ascii="Aptos" w:hAnsi="Aptos"/>
+                <w:b/>
+                <w:sz w:val="20"/>
+                <w:szCs w:val="20"/>
+              </w:rPr>
+            </w:pPr>
+            <w:r>
+              <w:rPr>
+                <w:rFonts w:ascii="Aptos" w:hAnsi="Aptos"/>
                 <w:b/>
                 <w:sz w:val="20"/>
                 <w:szCs w:val="20"/>
@@ -2186,13 +2127,15 @@
             <w:pPr>
               <w:jc w:val="center"/>
               <w:rPr>
-                <w:b/>
-                <w:sz w:val="20"/>
-                <w:szCs w:val="20"/>
-              </w:rPr>
-            </w:pPr>
-            <w:r>
-              <w:rPr>
+                <w:rFonts w:ascii="Aptos" w:hAnsi="Aptos"/>
+                <w:b/>
+                <w:sz w:val="20"/>
+                <w:szCs w:val="20"/>
+              </w:rPr>
+            </w:pPr>
+            <w:r>
+              <w:rPr>
+                <w:rFonts w:ascii="Aptos" w:hAnsi="Aptos"/>
                 <w:b/>
                 <w:sz w:val="20"/>
                 <w:szCs w:val="20"/>
@@ -2216,13 +2159,15 @@
             <w:pPr>
               <w:jc w:val="center"/>
               <w:rPr>
-                <w:b/>
-                <w:sz w:val="20"/>
-                <w:szCs w:val="20"/>
-              </w:rPr>
-            </w:pPr>
-            <w:r>
-              <w:rPr>
+                <w:rFonts w:ascii="Aptos" w:hAnsi="Aptos"/>
+                <w:b/>
+                <w:sz w:val="20"/>
+                <w:szCs w:val="20"/>
+              </w:rPr>
+            </w:pPr>
+            <w:r>
+              <w:rPr>
+                <w:rFonts w:ascii="Aptos" w:hAnsi="Aptos"/>
                 <w:b/>
                 <w:sz w:val="20"/>
                 <w:szCs w:val="20"/>
@@ -2246,13 +2191,15 @@
             <w:pPr>
               <w:jc w:val="center"/>
               <w:rPr>
-                <w:b/>
-                <w:sz w:val="20"/>
-                <w:szCs w:val="20"/>
-              </w:rPr>
-            </w:pPr>
-            <w:r>
-              <w:rPr>
+                <w:rFonts w:ascii="Aptos" w:hAnsi="Aptos"/>
+                <w:b/>
+                <w:sz w:val="20"/>
+                <w:szCs w:val="20"/>
+              </w:rPr>
+            </w:pPr>
+            <w:r>
+              <w:rPr>
+                <w:rFonts w:ascii="Aptos" w:hAnsi="Aptos"/>
                 <w:b/>
                 <w:sz w:val="20"/>
                 <w:szCs w:val="20"/>
@@ -2279,12 +2226,14 @@
             <w:pPr>
               <w:jc w:val="center"/>
               <w:rPr>
-                <w:sz w:val="20"/>
-                <w:szCs w:val="20"/>
-              </w:rPr>
-            </w:pPr>
-            <w:r>
-              <w:rPr>
+                <w:rFonts w:ascii="Aptos" w:hAnsi="Aptos"/>
+                <w:sz w:val="20"/>
+                <w:szCs w:val="20"/>
+              </w:rPr>
+            </w:pPr>
+            <w:r>
+              <w:rPr>
+                <w:rFonts w:ascii="Aptos" w:hAnsi="Aptos"/>
                 <w:sz w:val="20"/>
                 <w:szCs w:val="20"/>
               </w:rPr>
@@ -2302,12 +2251,14 @@
             <w:pPr>
               <w:jc w:val="center"/>
               <w:rPr>
-                <w:sz w:val="20"/>
-                <w:szCs w:val="20"/>
-              </w:rPr>
-            </w:pPr>
-            <w:r>
-              <w:rPr>
+                <w:rFonts w:ascii="Aptos" w:hAnsi="Aptos"/>
+                <w:sz w:val="20"/>
+                <w:szCs w:val="20"/>
+              </w:rPr>
+            </w:pPr>
+            <w:r>
+              <w:rPr>
+                <w:rFonts w:ascii="Aptos" w:hAnsi="Aptos"/>
                 <w:sz w:val="20"/>
                 <w:szCs w:val="20"/>
               </w:rPr>
@@ -2328,12 +2279,14 @@
             <w:pPr>
               <w:jc w:val="center"/>
               <w:rPr>
-                <w:sz w:val="20"/>
-                <w:szCs w:val="20"/>
-              </w:rPr>
-            </w:pPr>
-            <w:r>
-              <w:rPr>
+                <w:rFonts w:ascii="Aptos" w:hAnsi="Aptos"/>
+                <w:sz w:val="20"/>
+                <w:szCs w:val="20"/>
+              </w:rPr>
+            </w:pPr>
+            <w:r>
+              <w:rPr>
+                <w:rFonts w:ascii="Aptos" w:hAnsi="Aptos"/>
                 <w:sz w:val="20"/>
                 <w:szCs w:val="20"/>
               </w:rPr>
@@ -2349,13 +2302,13 @@
               <w:left w:val="single" w:sz="12" w:space="0" w:color="auto"/>
               <w:bottom w:val="single" w:sz="12" w:space="0" w:color="auto"/>
             </w:tcBorders>
-            <w:shd w:val="clear" w:color="auto" w:fill="auto"/>
             <w:vAlign w:val="center"/>
           </w:tcPr>
           <w:p>
             <w:pPr>
               <w:jc w:val="center"/>
               <w:rPr>
+                <w:rFonts w:ascii="Aptos" w:hAnsi="Aptos"/>
                 <w:b/>
                 <w:sz w:val="28"/>
                 <w:szCs w:val="28"/>
@@ -2363,6 +2316,7 @@
             </w:pPr>
             <w:r>
               <w:rPr>
+                <w:rFonts w:ascii="Aptos" w:hAnsi="Aptos"/>
                 <w:b/>
                 <w:sz w:val="28"/>
                 <w:szCs w:val="28"/>
@@ -2384,13 +2338,15 @@
           <w:p>
             <w:pPr>
               <w:rPr>
-                <w:b/>
-                <w:sz w:val="16"/>
-                <w:szCs w:val="16"/>
-              </w:rPr>
-            </w:pPr>
-            <w:r>
-              <w:rPr>
+                <w:rFonts w:ascii="Aptos" w:hAnsi="Aptos"/>
+                <w:b/>
+                <w:sz w:val="16"/>
+                <w:szCs w:val="16"/>
+              </w:rPr>
+            </w:pPr>
+            <w:r>
+              <w:rPr>
+                <w:rFonts w:ascii="Aptos" w:hAnsi="Aptos"/>
                 <w:b/>
                 <w:sz w:val="16"/>
                 <w:szCs w:val="16"/>
@@ -2409,6 +2365,7 @@
             </w:r>
             <w:r>
               <w:rPr>
+                <w:rFonts w:ascii="Aptos" w:hAnsi="Aptos"/>
                 <w:b/>
                 <w:sz w:val="16"/>
                 <w:szCs w:val="16"/>
@@ -2417,13 +2374,15 @@
             </w:r>
             <w:r>
               <w:rPr>
-                <w:b/>
-                <w:sz w:val="16"/>
-                <w:szCs w:val="16"/>
-              </w:rPr>
-            </w:r>
-            <w:r>
-              <w:rPr>
+                <w:rFonts w:ascii="Aptos" w:hAnsi="Aptos"/>
+                <w:b/>
+                <w:sz w:val="16"/>
+                <w:szCs w:val="16"/>
+              </w:rPr>
+            </w:r>
+            <w:r>
+              <w:rPr>
+                <w:rFonts w:ascii="Aptos" w:hAnsi="Aptos"/>
                 <w:b/>
                 <w:sz w:val="16"/>
                 <w:szCs w:val="16"/>
@@ -2432,6 +2391,7 @@
             </w:r>
             <w:r>
               <w:rPr>
+                <w:rFonts w:ascii="Aptos" w:hAnsi="Aptos"/>
                 <w:b/>
                 <w:sz w:val="16"/>
                 <w:szCs w:val="16"/>
@@ -2442,13 +2402,15 @@
           <w:p>
             <w:pPr>
               <w:rPr>
-                <w:b/>
-                <w:sz w:val="16"/>
-                <w:szCs w:val="16"/>
-              </w:rPr>
-            </w:pPr>
-            <w:r>
-              <w:rPr>
+                <w:rFonts w:ascii="Aptos" w:hAnsi="Aptos"/>
+                <w:b/>
+                <w:sz w:val="16"/>
+                <w:szCs w:val="16"/>
+              </w:rPr>
+            </w:pPr>
+            <w:r>
+              <w:rPr>
+                <w:rFonts w:ascii="Aptos" w:hAnsi="Aptos"/>
                 <w:b/>
                 <w:sz w:val="16"/>
                 <w:szCs w:val="16"/>
@@ -2467,6 +2429,7 @@
             </w:r>
             <w:r>
               <w:rPr>
+                <w:rFonts w:ascii="Aptos" w:hAnsi="Aptos"/>
                 <w:b/>
                 <w:sz w:val="16"/>
                 <w:szCs w:val="16"/>
@@ -2475,13 +2438,15 @@
             </w:r>
             <w:r>
               <w:rPr>
-                <w:b/>
-                <w:sz w:val="16"/>
-                <w:szCs w:val="16"/>
-              </w:rPr>
-            </w:r>
-            <w:r>
-              <w:rPr>
+                <w:rFonts w:ascii="Aptos" w:hAnsi="Aptos"/>
+                <w:b/>
+                <w:sz w:val="16"/>
+                <w:szCs w:val="16"/>
+              </w:rPr>
+            </w:r>
+            <w:r>
+              <w:rPr>
+                <w:rFonts w:ascii="Aptos" w:hAnsi="Aptos"/>
                 <w:b/>
                 <w:sz w:val="16"/>
                 <w:szCs w:val="16"/>
@@ -2490,6 +2455,7 @@
             </w:r>
             <w:r>
               <w:rPr>
+                <w:rFonts w:ascii="Aptos" w:hAnsi="Aptos"/>
                 <w:b/>
                 <w:sz w:val="16"/>
                 <w:szCs w:val="16"/>
@@ -2500,13 +2466,15 @@
           <w:p>
             <w:pPr>
               <w:rPr>
-                <w:b/>
-                <w:sz w:val="16"/>
-                <w:szCs w:val="16"/>
-              </w:rPr>
-            </w:pPr>
-            <w:r>
-              <w:rPr>
+                <w:rFonts w:ascii="Aptos" w:hAnsi="Aptos"/>
+                <w:b/>
+                <w:sz w:val="16"/>
+                <w:szCs w:val="16"/>
+              </w:rPr>
+            </w:pPr>
+            <w:r>
+              <w:rPr>
+                <w:rFonts w:ascii="Aptos" w:hAnsi="Aptos"/>
                 <w:b/>
                 <w:sz w:val="16"/>
                 <w:szCs w:val="16"/>
@@ -2525,6 +2493,7 @@
             </w:r>
             <w:r>
               <w:rPr>
+                <w:rFonts w:ascii="Aptos" w:hAnsi="Aptos"/>
                 <w:b/>
                 <w:sz w:val="16"/>
                 <w:szCs w:val="16"/>
@@ -2533,13 +2502,15 @@
             </w:r>
             <w:r>
               <w:rPr>
-                <w:b/>
-                <w:sz w:val="16"/>
-                <w:szCs w:val="16"/>
-              </w:rPr>
-            </w:r>
-            <w:r>
-              <w:rPr>
+                <w:rFonts w:ascii="Aptos" w:hAnsi="Aptos"/>
+                <w:b/>
+                <w:sz w:val="16"/>
+                <w:szCs w:val="16"/>
+              </w:rPr>
+            </w:r>
+            <w:r>
+              <w:rPr>
+                <w:rFonts w:ascii="Aptos" w:hAnsi="Aptos"/>
                 <w:b/>
                 <w:sz w:val="16"/>
                 <w:szCs w:val="16"/>
@@ -2548,6 +2519,7 @@
             </w:r>
             <w:r>
               <w:rPr>
+                <w:rFonts w:ascii="Aptos" w:hAnsi="Aptos"/>
                 <w:b/>
                 <w:sz w:val="16"/>
                 <w:szCs w:val="16"/>
@@ -2558,13 +2530,15 @@
           <w:p>
             <w:pPr>
               <w:rPr>
-                <w:b/>
-                <w:sz w:val="16"/>
-                <w:szCs w:val="16"/>
-              </w:rPr>
-            </w:pPr>
-            <w:r>
-              <w:rPr>
+                <w:rFonts w:ascii="Aptos" w:hAnsi="Aptos"/>
+                <w:b/>
+                <w:sz w:val="16"/>
+                <w:szCs w:val="16"/>
+              </w:rPr>
+            </w:pPr>
+            <w:r>
+              <w:rPr>
+                <w:rFonts w:ascii="Aptos" w:hAnsi="Aptos"/>
                 <w:b/>
                 <w:sz w:val="16"/>
                 <w:szCs w:val="16"/>
@@ -2583,6 +2557,7 @@
             </w:r>
             <w:r>
               <w:rPr>
+                <w:rFonts w:ascii="Aptos" w:hAnsi="Aptos"/>
                 <w:b/>
                 <w:sz w:val="16"/>
                 <w:szCs w:val="16"/>
@@ -2591,13 +2566,15 @@
             </w:r>
             <w:r>
               <w:rPr>
-                <w:b/>
-                <w:sz w:val="16"/>
-                <w:szCs w:val="16"/>
-              </w:rPr>
-            </w:r>
-            <w:r>
-              <w:rPr>
+                <w:rFonts w:ascii="Aptos" w:hAnsi="Aptos"/>
+                <w:b/>
+                <w:sz w:val="16"/>
+                <w:szCs w:val="16"/>
+              </w:rPr>
+            </w:r>
+            <w:r>
+              <w:rPr>
+                <w:rFonts w:ascii="Aptos" w:hAnsi="Aptos"/>
                 <w:b/>
                 <w:sz w:val="16"/>
                 <w:szCs w:val="16"/>
@@ -2606,6 +2583,7 @@
             </w:r>
             <w:r>
               <w:rPr>
+                <w:rFonts w:ascii="Aptos" w:hAnsi="Aptos"/>
                 <w:b/>
                 <w:sz w:val="16"/>
                 <w:szCs w:val="16"/>
@@ -2616,13 +2594,15 @@
           <w:p>
             <w:pPr>
               <w:rPr>
-                <w:b/>
-                <w:sz w:val="16"/>
-                <w:szCs w:val="16"/>
-              </w:rPr>
-            </w:pPr>
-            <w:r>
-              <w:rPr>
+                <w:rFonts w:ascii="Aptos" w:hAnsi="Aptos"/>
+                <w:b/>
+                <w:sz w:val="16"/>
+                <w:szCs w:val="16"/>
+              </w:rPr>
+            </w:pPr>
+            <w:r>
+              <w:rPr>
+                <w:rFonts w:ascii="Aptos" w:hAnsi="Aptos"/>
                 <w:b/>
                 <w:sz w:val="16"/>
                 <w:szCs w:val="16"/>
@@ -2641,6 +2621,7 @@
             </w:r>
             <w:r>
               <w:rPr>
+                <w:rFonts w:ascii="Aptos" w:hAnsi="Aptos"/>
                 <w:b/>
                 <w:sz w:val="16"/>
                 <w:szCs w:val="16"/>
@@ -2649,13 +2630,15 @@
             </w:r>
             <w:r>
               <w:rPr>
-                <w:b/>
-                <w:sz w:val="16"/>
-                <w:szCs w:val="16"/>
-              </w:rPr>
-            </w:r>
-            <w:r>
-              <w:rPr>
+                <w:rFonts w:ascii="Aptos" w:hAnsi="Aptos"/>
+                <w:b/>
+                <w:sz w:val="16"/>
+                <w:szCs w:val="16"/>
+              </w:rPr>
+            </w:r>
+            <w:r>
+              <w:rPr>
+                <w:rFonts w:ascii="Aptos" w:hAnsi="Aptos"/>
                 <w:b/>
                 <w:sz w:val="16"/>
                 <w:szCs w:val="16"/>
@@ -2664,6 +2647,7 @@
             </w:r>
             <w:r>
               <w:rPr>
+                <w:rFonts w:ascii="Aptos" w:hAnsi="Aptos"/>
                 <w:b/>
                 <w:sz w:val="16"/>
                 <w:szCs w:val="16"/>
@@ -2685,13 +2669,15 @@
           <w:p>
             <w:pPr>
               <w:rPr>
-                <w:b/>
-                <w:sz w:val="16"/>
-                <w:szCs w:val="16"/>
-              </w:rPr>
-            </w:pPr>
-            <w:r>
-              <w:rPr>
+                <w:rFonts w:ascii="Aptos" w:hAnsi="Aptos"/>
+                <w:b/>
+                <w:sz w:val="16"/>
+                <w:szCs w:val="16"/>
+              </w:rPr>
+            </w:pPr>
+            <w:r>
+              <w:rPr>
+                <w:rFonts w:ascii="Aptos" w:hAnsi="Aptos"/>
                 <w:b/>
                 <w:sz w:val="16"/>
                 <w:szCs w:val="16"/>
@@ -2702,13 +2688,15 @@
           <w:p>
             <w:pPr>
               <w:rPr>
-                <w:b/>
-                <w:sz w:val="16"/>
-                <w:szCs w:val="16"/>
-              </w:rPr>
-            </w:pPr>
-            <w:r>
-              <w:rPr>
+                <w:rFonts w:ascii="Aptos" w:hAnsi="Aptos"/>
+                <w:b/>
+                <w:sz w:val="16"/>
+                <w:szCs w:val="16"/>
+              </w:rPr>
+            </w:pPr>
+            <w:r>
+              <w:rPr>
+                <w:rFonts w:ascii="Aptos" w:hAnsi="Aptos"/>
                 <w:b/>
                 <w:sz w:val="16"/>
                 <w:szCs w:val="16"/>
@@ -2719,13 +2707,15 @@
           <w:p>
             <w:pPr>
               <w:rPr>
-                <w:b/>
-                <w:sz w:val="16"/>
-                <w:szCs w:val="16"/>
-              </w:rPr>
-            </w:pPr>
-            <w:r>
-              <w:rPr>
+                <w:rFonts w:ascii="Aptos" w:hAnsi="Aptos"/>
+                <w:b/>
+                <w:sz w:val="16"/>
+                <w:szCs w:val="16"/>
+              </w:rPr>
+            </w:pPr>
+            <w:r>
+              <w:rPr>
+                <w:rFonts w:ascii="Aptos" w:hAnsi="Aptos"/>
                 <w:b/>
                 <w:sz w:val="16"/>
                 <w:szCs w:val="16"/>
@@ -2736,13 +2726,15 @@
           <w:p>
             <w:pPr>
               <w:rPr>
-                <w:b/>
-                <w:sz w:val="16"/>
-                <w:szCs w:val="16"/>
-              </w:rPr>
-            </w:pPr>
-            <w:r>
-              <w:rPr>
+                <w:rFonts w:ascii="Aptos" w:hAnsi="Aptos"/>
+                <w:b/>
+                <w:sz w:val="16"/>
+                <w:szCs w:val="16"/>
+              </w:rPr>
+            </w:pPr>
+            <w:r>
+              <w:rPr>
+                <w:rFonts w:ascii="Aptos" w:hAnsi="Aptos"/>
                 <w:b/>
                 <w:sz w:val="16"/>
                 <w:szCs w:val="16"/>
@@ -2753,13 +2745,15 @@
           <w:p>
             <w:pPr>
               <w:rPr>
-                <w:b/>
-                <w:sz w:val="16"/>
-                <w:szCs w:val="16"/>
-              </w:rPr>
-            </w:pPr>
-            <w:r>
-              <w:rPr>
+                <w:rFonts w:ascii="Aptos" w:hAnsi="Aptos"/>
+                <w:b/>
+                <w:sz w:val="16"/>
+                <w:szCs w:val="16"/>
+              </w:rPr>
+            </w:pPr>
+            <w:r>
+              <w:rPr>
+                <w:rFonts w:ascii="Aptos" w:hAnsi="Aptos"/>
                 <w:b/>
                 <w:sz w:val="16"/>
                 <w:szCs w:val="16"/>
@@ -2787,6 +2781,7 @@
           <w:p>
             <w:pPr>
               <w:rPr>
+                <w:rFonts w:ascii="Aptos" w:hAnsi="Aptos"/>
                 <w:b/>
                 <w:sz w:val="10"/>
                 <w:szCs w:val="10"/>
@@ -2813,11 +2808,13 @@
           <w:p>
             <w:pPr>
               <w:rPr>
-                <w:b/>
-              </w:rPr>
-            </w:pPr>
-            <w:r>
-              <w:rPr>
+                <w:rFonts w:ascii="Aptos" w:hAnsi="Aptos"/>
+                <w:b/>
+              </w:rPr>
+            </w:pPr>
+            <w:r>
+              <w:rPr>
+                <w:rFonts w:ascii="Aptos" w:hAnsi="Aptos"/>
                 <w:b/>
               </w:rPr>
               <w:t>C</w:t>
@@ -2839,11 +2836,13 @@
           <w:p>
             <w:pPr>
               <w:rPr>
-                <w:b/>
-              </w:rPr>
-            </w:pPr>
-            <w:r>
-              <w:rPr>
+                <w:rFonts w:ascii="Aptos" w:hAnsi="Aptos"/>
+                <w:b/>
+              </w:rPr>
+            </w:pPr>
+            <w:r>
+              <w:rPr>
+                <w:rFonts w:ascii="Aptos" w:hAnsi="Aptos"/>
                 <w:b/>
               </w:rPr>
               <w:t>VALUTAZIONE DEL RISCHIO MISURATO</w:t>
@@ -2865,13 +2864,15 @@
             <w:pPr>
               <w:jc w:val="center"/>
               <w:rPr>
-                <w:b/>
-                <w:sz w:val="16"/>
-                <w:szCs w:val="16"/>
-              </w:rPr>
-            </w:pPr>
-            <w:r>
-              <w:rPr>
+                <w:rFonts w:ascii="Aptos" w:hAnsi="Aptos"/>
+                <w:b/>
+                <w:sz w:val="16"/>
+                <w:szCs w:val="16"/>
+              </w:rPr>
+            </w:pPr>
+            <w:r>
+              <w:rPr>
+                <w:rFonts w:ascii="Aptos" w:hAnsi="Aptos"/>
                 <w:b/>
                 <w:sz w:val="16"/>
                 <w:szCs w:val="16"/>
@@ -2880,6 +2881,7 @@
             </w:r>
             <w:r>
               <w:rPr>
+                <w:rFonts w:ascii="Aptos" w:hAnsi="Aptos"/>
                 <w:b/>
                 <w:sz w:val="16"/>
                 <w:szCs w:val="16"/>
@@ -2898,6 +2900,7 @@
             </w:r>
             <w:r>
               <w:rPr>
+                <w:rFonts w:ascii="Aptos" w:hAnsi="Aptos"/>
                 <w:b/>
                 <w:sz w:val="16"/>
                 <w:szCs w:val="16"/>
@@ -2906,13 +2909,15 @@
             </w:r>
             <w:r>
               <w:rPr>
-                <w:b/>
-                <w:sz w:val="16"/>
-                <w:szCs w:val="16"/>
-              </w:rPr>
-            </w:r>
-            <w:r>
-              <w:rPr>
+                <w:rFonts w:ascii="Aptos" w:hAnsi="Aptos"/>
+                <w:b/>
+                <w:sz w:val="16"/>
+                <w:szCs w:val="16"/>
+              </w:rPr>
+            </w:r>
+            <w:r>
+              <w:rPr>
+                <w:rFonts w:ascii="Aptos" w:hAnsi="Aptos"/>
                 <w:b/>
                 <w:sz w:val="16"/>
                 <w:szCs w:val="16"/>
@@ -2921,6 +2926,7 @@
             </w:r>
             <w:r>
               <w:rPr>
+                <w:rFonts w:ascii="Aptos" w:hAnsi="Aptos"/>
                 <w:b/>
                 <w:sz w:val="16"/>
                 <w:szCs w:val="16"/>
@@ -2929,6 +2935,7 @@
             </w:r>
             <w:r>
               <w:rPr>
+                <w:rFonts w:ascii="Aptos" w:hAnsi="Aptos"/>
                 <w:b/>
                 <w:sz w:val="16"/>
                 <w:szCs w:val="16"/>
@@ -2937,6 +2944,7 @@
             </w:r>
             <w:r>
               <w:rPr>
+                <w:rFonts w:ascii="Aptos" w:hAnsi="Aptos"/>
                 <w:b/>
                 <w:sz w:val="16"/>
                 <w:szCs w:val="16"/>
@@ -2956,6 +2964,7 @@
             </w:r>
             <w:r>
               <w:rPr>
+                <w:rFonts w:ascii="Aptos" w:hAnsi="Aptos"/>
                 <w:b/>
                 <w:sz w:val="16"/>
                 <w:szCs w:val="16"/>
@@ -2964,13 +2973,15 @@
             </w:r>
             <w:r>
               <w:rPr>
-                <w:b/>
-                <w:sz w:val="16"/>
-                <w:szCs w:val="16"/>
-              </w:rPr>
-            </w:r>
-            <w:r>
-              <w:rPr>
+                <w:rFonts w:ascii="Aptos" w:hAnsi="Aptos"/>
+                <w:b/>
+                <w:sz w:val="16"/>
+                <w:szCs w:val="16"/>
+              </w:rPr>
+            </w:r>
+            <w:r>
+              <w:rPr>
+                <w:rFonts w:ascii="Aptos" w:hAnsi="Aptos"/>
                 <w:b/>
                 <w:sz w:val="16"/>
                 <w:szCs w:val="16"/>
@@ -2979,6 +2990,7 @@
             </w:r>
             <w:r>
               <w:rPr>
+                <w:rFonts w:ascii="Aptos" w:hAnsi="Aptos"/>
                 <w:b/>
                 <w:sz w:val="16"/>
                 <w:szCs w:val="16"/>
@@ -2987,6 +2999,7 @@
             </w:r>
             <w:r>
               <w:rPr>
+                <w:rFonts w:ascii="Aptos" w:hAnsi="Aptos"/>
                 <w:b/>
                 <w:sz w:val="16"/>
                 <w:szCs w:val="16"/>
@@ -3014,6 +3027,7 @@
           <w:p>
             <w:pPr>
               <w:rPr>
+                <w:rFonts w:ascii="Aptos" w:hAnsi="Aptos"/>
                 <w:b/>
                 <w:sz w:val="10"/>
                 <w:szCs w:val="10"/>
@@ -3040,6 +3054,7 @@
           <w:p>
             <w:pPr>
               <w:rPr>
+                <w:rFonts w:ascii="Aptos" w:hAnsi="Aptos"/>
                 <w:b/>
                 <w:sz w:val="10"/>
                 <w:szCs w:val="10"/>
@@ -3066,11 +3081,13 @@
           <w:p>
             <w:pPr>
               <w:rPr>
-                <w:b/>
-              </w:rPr>
-            </w:pPr>
-            <w:r>
-              <w:rPr>
+                <w:rFonts w:ascii="Aptos" w:hAnsi="Aptos"/>
+                <w:b/>
+              </w:rPr>
+            </w:pPr>
+            <w:r>
+              <w:rPr>
+                <w:rFonts w:ascii="Aptos" w:hAnsi="Aptos"/>
                 <w:b/>
               </w:rPr>
               <w:t>D</w:t>
@@ -3091,11 +3108,13 @@
           <w:p>
             <w:pPr>
               <w:rPr>
-                <w:b/>
-              </w:rPr>
-            </w:pPr>
-            <w:r>
-              <w:rPr>
+                <w:rFonts w:ascii="Aptos" w:hAnsi="Aptos"/>
+                <w:b/>
+              </w:rPr>
+            </w:pPr>
+            <w:r>
+              <w:rPr>
+                <w:rFonts w:ascii="Aptos" w:hAnsi="Aptos"/>
                 <w:b/>
               </w:rPr>
               <w:t>MISURE DI PREVENZIONE E PROTEZIONE (artt. 224, 225)</w:t>
@@ -3122,6 +3141,7 @@
           <w:p>
             <w:pPr>
               <w:rPr>
+                <w:rFonts w:ascii="Aptos" w:hAnsi="Aptos"/>
                 <w:b/>
                 <w:sz w:val="10"/>
                 <w:szCs w:val="10"/>
@@ -3148,12 +3168,14 @@
           <w:p>
             <w:pPr>
               <w:rPr>
-                <w:sz w:val="16"/>
-                <w:szCs w:val="16"/>
-              </w:rPr>
-            </w:pPr>
-            <w:r>
-              <w:rPr>
+                <w:rFonts w:ascii="Aptos" w:hAnsi="Aptos"/>
+                <w:sz w:val="16"/>
+                <w:szCs w:val="16"/>
+              </w:rPr>
+            </w:pPr>
+            <w:r>
+              <w:rPr>
+                <w:rFonts w:ascii="Aptos" w:hAnsi="Aptos"/>
                 <w:b/>
                 <w:sz w:val="16"/>
                 <w:szCs w:val="16"/>
@@ -3172,6 +3194,7 @@
             </w:r>
             <w:r>
               <w:rPr>
+                <w:rFonts w:ascii="Aptos" w:hAnsi="Aptos"/>
                 <w:b/>
                 <w:sz w:val="16"/>
                 <w:szCs w:val="16"/>
@@ -3180,13 +3203,15 @@
             </w:r>
             <w:r>
               <w:rPr>
-                <w:b/>
-                <w:sz w:val="16"/>
-                <w:szCs w:val="16"/>
-              </w:rPr>
-            </w:r>
-            <w:r>
-              <w:rPr>
+                <w:rFonts w:ascii="Aptos" w:hAnsi="Aptos"/>
+                <w:b/>
+                <w:sz w:val="16"/>
+                <w:szCs w:val="16"/>
+              </w:rPr>
+            </w:r>
+            <w:r>
+              <w:rPr>
+                <w:rFonts w:ascii="Aptos" w:hAnsi="Aptos"/>
                 <w:b/>
                 <w:sz w:val="16"/>
                 <w:szCs w:val="16"/>
@@ -3195,6 +3220,7 @@
             </w:r>
             <w:r>
               <w:rPr>
+                <w:rFonts w:ascii="Aptos" w:hAnsi="Aptos"/>
                 <w:b/>
                 <w:sz w:val="16"/>
                 <w:szCs w:val="16"/>
@@ -3203,6 +3229,7 @@
             </w:r>
             <w:r>
               <w:rPr>
+                <w:rFonts w:ascii="Aptos" w:hAnsi="Aptos"/>
                 <w:b/>
                 <w:sz w:val="16"/>
                 <w:szCs w:val="16"/>
@@ -3211,6 +3238,7 @@
             </w:r>
             <w:r>
               <w:rPr>
+                <w:rFonts w:ascii="Aptos" w:hAnsi="Aptos"/>
                 <w:sz w:val="16"/>
                 <w:szCs w:val="16"/>
               </w:rPr>
@@ -3220,12 +3248,14 @@
           <w:p>
             <w:pPr>
               <w:rPr>
-                <w:sz w:val="16"/>
-                <w:szCs w:val="16"/>
-              </w:rPr>
-            </w:pPr>
-            <w:r>
-              <w:rPr>
+                <w:rFonts w:ascii="Aptos" w:hAnsi="Aptos"/>
+                <w:sz w:val="16"/>
+                <w:szCs w:val="16"/>
+              </w:rPr>
+            </w:pPr>
+            <w:r>
+              <w:rPr>
+                <w:rFonts w:ascii="Aptos" w:hAnsi="Aptos"/>
                 <w:sz w:val="16"/>
                 <w:szCs w:val="16"/>
               </w:rPr>
@@ -3243,6 +3273,7 @@
             </w:r>
             <w:r>
               <w:rPr>
+                <w:rFonts w:ascii="Aptos" w:hAnsi="Aptos"/>
                 <w:sz w:val="16"/>
                 <w:szCs w:val="16"/>
               </w:rPr>
@@ -3250,12 +3281,14 @@
             </w:r>
             <w:r>
               <w:rPr>
-                <w:sz w:val="16"/>
-                <w:szCs w:val="16"/>
-              </w:rPr>
-            </w:r>
-            <w:r>
-              <w:rPr>
+                <w:rFonts w:ascii="Aptos" w:hAnsi="Aptos"/>
+                <w:sz w:val="16"/>
+                <w:szCs w:val="16"/>
+              </w:rPr>
+            </w:r>
+            <w:r>
+              <w:rPr>
+                <w:rFonts w:ascii="Aptos" w:hAnsi="Aptos"/>
                 <w:sz w:val="16"/>
                 <w:szCs w:val="16"/>
               </w:rPr>
@@ -3263,6 +3296,7 @@
             </w:r>
             <w:r>
               <w:rPr>
+                <w:rFonts w:ascii="Aptos" w:hAnsi="Aptos"/>
                 <w:sz w:val="16"/>
                 <w:szCs w:val="16"/>
               </w:rPr>
@@ -3270,6 +3304,7 @@
             </w:r>
             <w:r>
               <w:rPr>
+                <w:rFonts w:ascii="Aptos" w:hAnsi="Aptos"/>
                 <w:sz w:val="16"/>
                 <w:szCs w:val="16"/>
               </w:rPr>
@@ -3277,6 +3312,7 @@
             </w:r>
             <w:r>
               <w:rPr>
+                <w:rFonts w:ascii="Aptos" w:hAnsi="Aptos"/>
                 <w:sz w:val="16"/>
                 <w:szCs w:val="16"/>
               </w:rPr>
@@ -3291,6 +3327,7 @@
             </w:r>
             <w:r>
               <w:rPr>
+                <w:rFonts w:ascii="Aptos" w:hAnsi="Aptos"/>
                 <w:sz w:val="16"/>
                 <w:szCs w:val="16"/>
               </w:rPr>
@@ -3298,12 +3335,14 @@
             </w:r>
             <w:r>
               <w:rPr>
-                <w:sz w:val="16"/>
-                <w:szCs w:val="16"/>
-              </w:rPr>
-            </w:r>
-            <w:r>
-              <w:rPr>
+                <w:rFonts w:ascii="Aptos" w:hAnsi="Aptos"/>
+                <w:sz w:val="16"/>
+                <w:szCs w:val="16"/>
+              </w:rPr>
+            </w:r>
+            <w:r>
+              <w:rPr>
+                <w:rFonts w:ascii="Aptos" w:hAnsi="Aptos"/>
                 <w:sz w:val="16"/>
                 <w:szCs w:val="16"/>
               </w:rPr>
@@ -3311,6 +3350,7 @@
             </w:r>
             <w:r>
               <w:rPr>
+                <w:rFonts w:ascii="Aptos" w:hAnsi="Aptos"/>
                 <w:noProof/>
                 <w:sz w:val="16"/>
                 <w:szCs w:val="16"/>
@@ -3319,6 +3359,7 @@
             </w:r>
             <w:r>
               <w:rPr>
+                <w:rFonts w:ascii="Aptos" w:hAnsi="Aptos"/>
                 <w:noProof/>
                 <w:sz w:val="16"/>
                 <w:szCs w:val="16"/>
@@ -3327,6 +3368,7 @@
             </w:r>
             <w:r>
               <w:rPr>
+                <w:rFonts w:ascii="Aptos" w:hAnsi="Aptos"/>
                 <w:noProof/>
                 <w:sz w:val="16"/>
                 <w:szCs w:val="16"/>
@@ -3335,6 +3377,7 @@
             </w:r>
             <w:r>
               <w:rPr>
+                <w:rFonts w:ascii="Aptos" w:hAnsi="Aptos"/>
                 <w:noProof/>
                 <w:sz w:val="16"/>
                 <w:szCs w:val="16"/>
@@ -3343,6 +3386,7 @@
             </w:r>
             <w:r>
               <w:rPr>
+                <w:rFonts w:ascii="Aptos" w:hAnsi="Aptos"/>
                 <w:noProof/>
                 <w:sz w:val="16"/>
                 <w:szCs w:val="16"/>
@@ -3351,6 +3395,7 @@
             </w:r>
             <w:r>
               <w:rPr>
+                <w:rFonts w:ascii="Aptos" w:hAnsi="Aptos"/>
                 <w:sz w:val="16"/>
                 <w:szCs w:val="16"/>
               </w:rPr>
@@ -3358,6 +3403,7 @@
             </w:r>
             <w:r>
               <w:rPr>
+                <w:rFonts w:ascii="Aptos" w:hAnsi="Aptos"/>
                 <w:sz w:val="16"/>
                 <w:szCs w:val="16"/>
               </w:rPr>
@@ -3367,13 +3413,15 @@
           <w:p>
             <w:pPr>
               <w:rPr>
-                <w:b/>
-                <w:sz w:val="16"/>
-                <w:szCs w:val="16"/>
-              </w:rPr>
-            </w:pPr>
-            <w:r>
-              <w:rPr>
+                <w:rFonts w:ascii="Aptos" w:hAnsi="Aptos"/>
+                <w:b/>
+                <w:sz w:val="16"/>
+                <w:szCs w:val="16"/>
+              </w:rPr>
+            </w:pPr>
+            <w:r>
+              <w:rPr>
+                <w:rFonts w:ascii="Aptos" w:hAnsi="Aptos"/>
                 <w:sz w:val="16"/>
                 <w:szCs w:val="16"/>
               </w:rPr>
@@ -3391,6 +3439,7 @@
             </w:r>
             <w:r>
               <w:rPr>
+                <w:rFonts w:ascii="Aptos" w:hAnsi="Aptos"/>
                 <w:sz w:val="16"/>
                 <w:szCs w:val="16"/>
               </w:rPr>
@@ -3398,12 +3447,14 @@
             </w:r>
             <w:r>
               <w:rPr>
-                <w:sz w:val="16"/>
-                <w:szCs w:val="16"/>
-              </w:rPr>
-            </w:r>
-            <w:r>
-              <w:rPr>
+                <w:rFonts w:ascii="Aptos" w:hAnsi="Aptos"/>
+                <w:sz w:val="16"/>
+                <w:szCs w:val="16"/>
+              </w:rPr>
+            </w:r>
+            <w:r>
+              <w:rPr>
+                <w:rFonts w:ascii="Aptos" w:hAnsi="Aptos"/>
                 <w:sz w:val="16"/>
                 <w:szCs w:val="16"/>
               </w:rPr>
@@ -3411,6 +3462,7 @@
             </w:r>
             <w:r>
               <w:rPr>
+                <w:rFonts w:ascii="Aptos" w:hAnsi="Aptos"/>
                 <w:sz w:val="16"/>
                 <w:szCs w:val="16"/>
               </w:rPr>
@@ -3418,6 +3470,7 @@
             </w:r>
             <w:r>
               <w:rPr>
+                <w:rFonts w:ascii="Aptos" w:hAnsi="Aptos"/>
                 <w:sz w:val="16"/>
                 <w:szCs w:val="16"/>
               </w:rPr>
@@ -3427,12 +3480,14 @@
           <w:p>
             <w:pPr>
               <w:rPr>
-                <w:sz w:val="16"/>
-                <w:szCs w:val="16"/>
-              </w:rPr>
-            </w:pPr>
-            <w:r>
-              <w:rPr>
+                <w:rFonts w:ascii="Aptos" w:hAnsi="Aptos"/>
+                <w:sz w:val="16"/>
+                <w:szCs w:val="16"/>
+              </w:rPr>
+            </w:pPr>
+            <w:r>
+              <w:rPr>
+                <w:rFonts w:ascii="Aptos" w:hAnsi="Aptos"/>
                 <w:sz w:val="16"/>
                 <w:szCs w:val="16"/>
               </w:rPr>
@@ -3450,6 +3505,7 @@
             </w:r>
             <w:r>
               <w:rPr>
+                <w:rFonts w:ascii="Aptos" w:hAnsi="Aptos"/>
                 <w:sz w:val="16"/>
                 <w:szCs w:val="16"/>
               </w:rPr>
@@ -3457,12 +3513,14 @@
             </w:r>
             <w:r>
               <w:rPr>
-                <w:sz w:val="16"/>
-                <w:szCs w:val="16"/>
-              </w:rPr>
-            </w:r>
-            <w:r>
-              <w:rPr>
+                <w:rFonts w:ascii="Aptos" w:hAnsi="Aptos"/>
+                <w:sz w:val="16"/>
+                <w:szCs w:val="16"/>
+              </w:rPr>
+            </w:r>
+            <w:r>
+              <w:rPr>
+                <w:rFonts w:ascii="Aptos" w:hAnsi="Aptos"/>
                 <w:sz w:val="16"/>
                 <w:szCs w:val="16"/>
               </w:rPr>
@@ -3470,6 +3528,7 @@
             </w:r>
             <w:r>
               <w:rPr>
+                <w:rFonts w:ascii="Aptos" w:hAnsi="Aptos"/>
                 <w:sz w:val="16"/>
                 <w:szCs w:val="16"/>
               </w:rPr>
@@ -3477,6 +3536,7 @@
             </w:r>
             <w:r>
               <w:rPr>
+                <w:rFonts w:ascii="Aptos" w:hAnsi="Aptos"/>
                 <w:sz w:val="16"/>
                 <w:szCs w:val="16"/>
               </w:rPr>
@@ -3486,12 +3546,14 @@
           <w:p>
             <w:pPr>
               <w:rPr>
-                <w:sz w:val="16"/>
-                <w:szCs w:val="16"/>
-              </w:rPr>
-            </w:pPr>
-            <w:r>
-              <w:rPr>
+                <w:rFonts w:ascii="Aptos" w:hAnsi="Aptos"/>
+                <w:sz w:val="16"/>
+                <w:szCs w:val="16"/>
+              </w:rPr>
+            </w:pPr>
+            <w:r>
+              <w:rPr>
+                <w:rFonts w:ascii="Aptos" w:hAnsi="Aptos"/>
                 <w:sz w:val="16"/>
                 <w:szCs w:val="16"/>
               </w:rPr>
@@ -3510,6 +3572,7 @@
             </w:r>
             <w:r>
               <w:rPr>
+                <w:rFonts w:ascii="Aptos" w:hAnsi="Aptos"/>
                 <w:sz w:val="16"/>
                 <w:szCs w:val="16"/>
               </w:rPr>
@@ -3517,12 +3580,14 @@
             </w:r>
             <w:r>
               <w:rPr>
-                <w:sz w:val="16"/>
-                <w:szCs w:val="16"/>
-              </w:rPr>
-            </w:r>
-            <w:r>
-              <w:rPr>
+                <w:rFonts w:ascii="Aptos" w:hAnsi="Aptos"/>
+                <w:sz w:val="16"/>
+                <w:szCs w:val="16"/>
+              </w:rPr>
+            </w:r>
+            <w:r>
+              <w:rPr>
+                <w:rFonts w:ascii="Aptos" w:hAnsi="Aptos"/>
                 <w:sz w:val="16"/>
                 <w:szCs w:val="16"/>
               </w:rPr>
@@ -3530,6 +3595,7 @@
             </w:r>
             <w:r>
               <w:rPr>
+                <w:rFonts w:ascii="Aptos" w:hAnsi="Aptos"/>
                 <w:sz w:val="16"/>
                 <w:szCs w:val="16"/>
               </w:rPr>
@@ -3537,6 +3603,7 @@
             </w:r>
             <w:r>
               <w:rPr>
+                <w:rFonts w:ascii="Aptos" w:hAnsi="Aptos"/>
                 <w:sz w:val="16"/>
                 <w:szCs w:val="16"/>
               </w:rPr>
@@ -3546,12 +3613,14 @@
           <w:p>
             <w:pPr>
               <w:rPr>
-                <w:sz w:val="16"/>
-                <w:szCs w:val="16"/>
-              </w:rPr>
-            </w:pPr>
-            <w:r>
-              <w:rPr>
+                <w:rFonts w:ascii="Aptos" w:hAnsi="Aptos"/>
+                <w:sz w:val="16"/>
+                <w:szCs w:val="16"/>
+              </w:rPr>
+            </w:pPr>
+            <w:r>
+              <w:rPr>
+                <w:rFonts w:ascii="Aptos" w:hAnsi="Aptos"/>
                 <w:sz w:val="16"/>
                 <w:szCs w:val="16"/>
               </w:rPr>
@@ -3569,6 +3638,7 @@
             </w:r>
             <w:r>
               <w:rPr>
+                <w:rFonts w:ascii="Aptos" w:hAnsi="Aptos"/>
                 <w:sz w:val="16"/>
                 <w:szCs w:val="16"/>
               </w:rPr>
@@ -3576,12 +3646,14 @@
             </w:r>
             <w:r>
               <w:rPr>
-                <w:sz w:val="16"/>
-                <w:szCs w:val="16"/>
-              </w:rPr>
-            </w:r>
-            <w:r>
-              <w:rPr>
+                <w:rFonts w:ascii="Aptos" w:hAnsi="Aptos"/>
+                <w:sz w:val="16"/>
+                <w:szCs w:val="16"/>
+              </w:rPr>
+            </w:r>
+            <w:r>
+              <w:rPr>
+                <w:rFonts w:ascii="Aptos" w:hAnsi="Aptos"/>
                 <w:sz w:val="16"/>
                 <w:szCs w:val="16"/>
               </w:rPr>
@@ -3589,6 +3661,7 @@
             </w:r>
             <w:r>
               <w:rPr>
+                <w:rFonts w:ascii="Aptos" w:hAnsi="Aptos"/>
                 <w:sz w:val="16"/>
                 <w:szCs w:val="16"/>
               </w:rPr>
@@ -3596,6 +3669,7 @@
             </w:r>
             <w:r>
               <w:rPr>
+                <w:rFonts w:ascii="Aptos" w:hAnsi="Aptos"/>
                 <w:sz w:val="16"/>
                 <w:szCs w:val="16"/>
               </w:rPr>
@@ -3605,12 +3679,14 @@
           <w:p>
             <w:pPr>
               <w:rPr>
-                <w:sz w:val="16"/>
-                <w:szCs w:val="16"/>
-              </w:rPr>
-            </w:pPr>
-            <w:r>
-              <w:rPr>
+                <w:rFonts w:ascii="Aptos" w:hAnsi="Aptos"/>
+                <w:sz w:val="16"/>
+                <w:szCs w:val="16"/>
+              </w:rPr>
+            </w:pPr>
+            <w:r>
+              <w:rPr>
+                <w:rFonts w:ascii="Aptos" w:hAnsi="Aptos"/>
                 <w:sz w:val="16"/>
                 <w:szCs w:val="16"/>
               </w:rPr>
@@ -3629,6 +3705,7 @@
             </w:r>
             <w:r>
               <w:rPr>
+                <w:rFonts w:ascii="Aptos" w:hAnsi="Aptos"/>
                 <w:sz w:val="16"/>
                 <w:szCs w:val="16"/>
               </w:rPr>
@@ -3636,12 +3713,14 @@
             </w:r>
             <w:r>
               <w:rPr>
-                <w:sz w:val="16"/>
-                <w:szCs w:val="16"/>
-              </w:rPr>
-            </w:r>
-            <w:r>
-              <w:rPr>
+                <w:rFonts w:ascii="Aptos" w:hAnsi="Aptos"/>
+                <w:sz w:val="16"/>
+                <w:szCs w:val="16"/>
+              </w:rPr>
+            </w:r>
+            <w:r>
+              <w:rPr>
+                <w:rFonts w:ascii="Aptos" w:hAnsi="Aptos"/>
                 <w:sz w:val="16"/>
                 <w:szCs w:val="16"/>
               </w:rPr>
@@ -3649,6 +3728,7 @@
             </w:r>
             <w:r>
               <w:rPr>
+                <w:rFonts w:ascii="Aptos" w:hAnsi="Aptos"/>
                 <w:sz w:val="16"/>
                 <w:szCs w:val="16"/>
               </w:rPr>
@@ -3656,6 +3736,7 @@
             </w:r>
             <w:r>
               <w:rPr>
+                <w:rFonts w:ascii="Aptos" w:hAnsi="Aptos"/>
                 <w:sz w:val="16"/>
                 <w:szCs w:val="16"/>
               </w:rPr>
@@ -3674,12 +3755,14 @@
           <w:p>
             <w:pPr>
               <w:rPr>
-                <w:sz w:val="16"/>
-                <w:szCs w:val="16"/>
-              </w:rPr>
-            </w:pPr>
-            <w:r>
-              <w:rPr>
+                <w:rFonts w:ascii="Aptos" w:hAnsi="Aptos"/>
+                <w:sz w:val="16"/>
+                <w:szCs w:val="16"/>
+              </w:rPr>
+            </w:pPr>
+            <w:r>
+              <w:rPr>
+                <w:rFonts w:ascii="Aptos" w:hAnsi="Aptos"/>
                 <w:sz w:val="16"/>
                 <w:szCs w:val="16"/>
               </w:rPr>
@@ -3697,6 +3780,7 @@
             </w:r>
             <w:r>
               <w:rPr>
+                <w:rFonts w:ascii="Aptos" w:hAnsi="Aptos"/>
                 <w:sz w:val="16"/>
                 <w:szCs w:val="16"/>
               </w:rPr>
@@ -3704,12 +3788,14 @@
             </w:r>
             <w:r>
               <w:rPr>
-                <w:sz w:val="16"/>
-                <w:szCs w:val="16"/>
-              </w:rPr>
-            </w:r>
-            <w:r>
-              <w:rPr>
+                <w:rFonts w:ascii="Aptos" w:hAnsi="Aptos"/>
+                <w:sz w:val="16"/>
+                <w:szCs w:val="16"/>
+              </w:rPr>
+            </w:r>
+            <w:r>
+              <w:rPr>
+                <w:rFonts w:ascii="Aptos" w:hAnsi="Aptos"/>
                 <w:sz w:val="16"/>
                 <w:szCs w:val="16"/>
               </w:rPr>
@@ -3717,6 +3803,7 @@
             </w:r>
             <w:r>
               <w:rPr>
+                <w:rFonts w:ascii="Aptos" w:hAnsi="Aptos"/>
                 <w:sz w:val="16"/>
                 <w:szCs w:val="16"/>
               </w:rPr>
@@ -3724,6 +3811,7 @@
             </w:r>
             <w:r>
               <w:rPr>
+                <w:rFonts w:ascii="Aptos" w:hAnsi="Aptos"/>
                 <w:sz w:val="16"/>
                 <w:szCs w:val="16"/>
               </w:rPr>
@@ -3733,12 +3821,14 @@
           <w:p>
             <w:pPr>
               <w:rPr>
-                <w:sz w:val="16"/>
-                <w:szCs w:val="16"/>
-              </w:rPr>
-            </w:pPr>
-            <w:r>
-              <w:rPr>
+                <w:rFonts w:ascii="Aptos" w:hAnsi="Aptos"/>
+                <w:sz w:val="16"/>
+                <w:szCs w:val="16"/>
+              </w:rPr>
+            </w:pPr>
+            <w:r>
+              <w:rPr>
+                <w:rFonts w:ascii="Aptos" w:hAnsi="Aptos"/>
                 <w:sz w:val="16"/>
                 <w:szCs w:val="16"/>
               </w:rPr>
@@ -3757,6 +3847,7 @@
             </w:r>
             <w:r>
               <w:rPr>
+                <w:rFonts w:ascii="Aptos" w:hAnsi="Aptos"/>
                 <w:sz w:val="16"/>
                 <w:szCs w:val="16"/>
               </w:rPr>
@@ -3764,12 +3855,14 @@
             </w:r>
             <w:r>
               <w:rPr>
-                <w:sz w:val="16"/>
-                <w:szCs w:val="16"/>
-              </w:rPr>
-            </w:r>
-            <w:r>
-              <w:rPr>
+                <w:rFonts w:ascii="Aptos" w:hAnsi="Aptos"/>
+                <w:sz w:val="16"/>
+                <w:szCs w:val="16"/>
+              </w:rPr>
+            </w:r>
+            <w:r>
+              <w:rPr>
+                <w:rFonts w:ascii="Aptos" w:hAnsi="Aptos"/>
                 <w:sz w:val="16"/>
                 <w:szCs w:val="16"/>
               </w:rPr>
@@ -3777,6 +3870,7 @@
             </w:r>
             <w:r>
               <w:rPr>
+                <w:rFonts w:ascii="Aptos" w:hAnsi="Aptos"/>
                 <w:sz w:val="16"/>
                 <w:szCs w:val="16"/>
               </w:rPr>
@@ -3784,6 +3878,7 @@
             </w:r>
             <w:r>
               <w:rPr>
+                <w:rFonts w:ascii="Aptos" w:hAnsi="Aptos"/>
                 <w:sz w:val="16"/>
                 <w:szCs w:val="16"/>
               </w:rPr>
@@ -3793,12 +3888,14 @@
           <w:p>
             <w:pPr>
               <w:rPr>
-                <w:sz w:val="16"/>
-                <w:szCs w:val="16"/>
-              </w:rPr>
-            </w:pPr>
-            <w:r>
-              <w:rPr>
+                <w:rFonts w:ascii="Aptos" w:hAnsi="Aptos"/>
+                <w:sz w:val="16"/>
+                <w:szCs w:val="16"/>
+              </w:rPr>
+            </w:pPr>
+            <w:r>
+              <w:rPr>
+                <w:rFonts w:ascii="Aptos" w:hAnsi="Aptos"/>
                 <w:sz w:val="16"/>
                 <w:szCs w:val="16"/>
               </w:rPr>
@@ -3816,6 +3913,7 @@
             </w:r>
             <w:r>
               <w:rPr>
+                <w:rFonts w:ascii="Aptos" w:hAnsi="Aptos"/>
                 <w:sz w:val="16"/>
                 <w:szCs w:val="16"/>
               </w:rPr>
@@ -3823,12 +3921,14 @@
             </w:r>
             <w:r>
               <w:rPr>
-                <w:sz w:val="16"/>
-                <w:szCs w:val="16"/>
-              </w:rPr>
-            </w:r>
-            <w:r>
-              <w:rPr>
+                <w:rFonts w:ascii="Aptos" w:hAnsi="Aptos"/>
+                <w:sz w:val="16"/>
+                <w:szCs w:val="16"/>
+              </w:rPr>
+            </w:r>
+            <w:r>
+              <w:rPr>
+                <w:rFonts w:ascii="Aptos" w:hAnsi="Aptos"/>
                 <w:sz w:val="16"/>
                 <w:szCs w:val="16"/>
               </w:rPr>
@@ -3836,6 +3936,7 @@
             </w:r>
             <w:r>
               <w:rPr>
+                <w:rFonts w:ascii="Aptos" w:hAnsi="Aptos"/>
                 <w:sz w:val="16"/>
                 <w:szCs w:val="16"/>
               </w:rPr>
@@ -3843,6 +3944,7 @@
             </w:r>
             <w:r>
               <w:rPr>
+                <w:rFonts w:ascii="Aptos" w:hAnsi="Aptos"/>
                 <w:sz w:val="16"/>
                 <w:szCs w:val="16"/>
               </w:rPr>
@@ -3852,12 +3954,14 @@
           <w:p>
             <w:pPr>
               <w:rPr>
-                <w:sz w:val="16"/>
-                <w:szCs w:val="16"/>
-              </w:rPr>
-            </w:pPr>
-            <w:r>
-              <w:rPr>
+                <w:rFonts w:ascii="Aptos" w:hAnsi="Aptos"/>
+                <w:sz w:val="16"/>
+                <w:szCs w:val="16"/>
+              </w:rPr>
+            </w:pPr>
+            <w:r>
+              <w:rPr>
+                <w:rFonts w:ascii="Aptos" w:hAnsi="Aptos"/>
                 <w:sz w:val="16"/>
                 <w:szCs w:val="16"/>
               </w:rPr>
@@ -3875,6 +3979,7 @@
             </w:r>
             <w:r>
               <w:rPr>
+                <w:rFonts w:ascii="Aptos" w:hAnsi="Aptos"/>
                 <w:sz w:val="16"/>
                 <w:szCs w:val="16"/>
               </w:rPr>
@@ -3882,12 +3987,14 @@
             </w:r>
             <w:r>
               <w:rPr>
-                <w:sz w:val="16"/>
-                <w:szCs w:val="16"/>
-              </w:rPr>
-            </w:r>
-            <w:r>
-              <w:rPr>
+                <w:rFonts w:ascii="Aptos" w:hAnsi="Aptos"/>
+                <w:sz w:val="16"/>
+                <w:szCs w:val="16"/>
+              </w:rPr>
+            </w:r>
+            <w:r>
+              <w:rPr>
+                <w:rFonts w:ascii="Aptos" w:hAnsi="Aptos"/>
                 <w:sz w:val="16"/>
                 <w:szCs w:val="16"/>
               </w:rPr>
@@ -3895,6 +4002,7 @@
             </w:r>
             <w:r>
               <w:rPr>
+                <w:rFonts w:ascii="Aptos" w:hAnsi="Aptos"/>
                 <w:sz w:val="16"/>
                 <w:szCs w:val="16"/>
               </w:rPr>
@@ -3902,28 +4010,24 @@
             </w:r>
             <w:r>
               <w:rPr>
-                <w:sz w:val="16"/>
-                <w:szCs w:val="16"/>
-              </w:rPr>
-              <w:t xml:space="preserve"> </w:t>
-            </w:r>
-            <w:r>
-              <w:rPr>
-                <w:sz w:val="16"/>
-                <w:szCs w:val="16"/>
-              </w:rPr>
-              <w:t>Predisposizione di misure di emergenza ed allarme in caso di incidenti</w:t>
-            </w:r>
-          </w:p>
-          <w:p>
-            <w:pPr>
-              <w:rPr>
-                <w:sz w:val="16"/>
-                <w:szCs w:val="16"/>
-              </w:rPr>
-            </w:pPr>
-            <w:r>
-              <w:rPr>
+                <w:rFonts w:ascii="Aptos" w:hAnsi="Aptos"/>
+                <w:sz w:val="16"/>
+                <w:szCs w:val="16"/>
+              </w:rPr>
+              <w:t xml:space="preserve"> Predisposizione di misure di emergenza ed allarme in caso di incidenti</w:t>
+            </w:r>
+          </w:p>
+          <w:p>
+            <w:pPr>
+              <w:rPr>
+                <w:rFonts w:ascii="Aptos" w:hAnsi="Aptos"/>
+                <w:sz w:val="16"/>
+                <w:szCs w:val="16"/>
+              </w:rPr>
+            </w:pPr>
+            <w:r>
+              <w:rPr>
+                <w:rFonts w:ascii="Aptos" w:hAnsi="Aptos"/>
                 <w:sz w:val="16"/>
                 <w:szCs w:val="16"/>
               </w:rPr>
@@ -3942,6 +4046,7 @@
             </w:r>
             <w:r>
               <w:rPr>
+                <w:rFonts w:ascii="Aptos" w:hAnsi="Aptos"/>
                 <w:sz w:val="16"/>
                 <w:szCs w:val="16"/>
               </w:rPr>
@@ -3949,12 +4054,14 @@
             </w:r>
             <w:r>
               <w:rPr>
-                <w:sz w:val="16"/>
-                <w:szCs w:val="16"/>
-              </w:rPr>
-            </w:r>
-            <w:r>
-              <w:rPr>
+                <w:rFonts w:ascii="Aptos" w:hAnsi="Aptos"/>
+                <w:sz w:val="16"/>
+                <w:szCs w:val="16"/>
+              </w:rPr>
+            </w:r>
+            <w:r>
+              <w:rPr>
+                <w:rFonts w:ascii="Aptos" w:hAnsi="Aptos"/>
                 <w:sz w:val="16"/>
                 <w:szCs w:val="16"/>
               </w:rPr>
@@ -3962,6 +4069,7 @@
             </w:r>
             <w:r>
               <w:rPr>
+                <w:rFonts w:ascii="Aptos" w:hAnsi="Aptos"/>
                 <w:sz w:val="16"/>
                 <w:szCs w:val="16"/>
               </w:rPr>
@@ -3969,6 +4077,7 @@
             </w:r>
             <w:r>
               <w:rPr>
+                <w:rFonts w:ascii="Aptos" w:hAnsi="Aptos"/>
                 <w:sz w:val="16"/>
                 <w:szCs w:val="16"/>
               </w:rPr>
@@ -3995,6 +4104,7 @@
           <w:p>
             <w:pPr>
               <w:rPr>
+                <w:rFonts w:ascii="Aptos" w:hAnsi="Aptos"/>
                 <w:b/>
                 <w:sz w:val="10"/>
                 <w:szCs w:val="10"/>
@@ -4021,11 +4131,13 @@
           <w:p>
             <w:pPr>
               <w:rPr>
-                <w:b/>
-              </w:rPr>
-            </w:pPr>
-            <w:r>
-              <w:rPr>
+                <w:rFonts w:ascii="Aptos" w:hAnsi="Aptos"/>
+                <w:b/>
+              </w:rPr>
+            </w:pPr>
+            <w:r>
+              <w:rPr>
+                <w:rFonts w:ascii="Aptos" w:hAnsi="Aptos"/>
                 <w:b/>
               </w:rPr>
               <w:t>E</w:t>
@@ -4046,11 +4158,13 @@
           <w:p>
             <w:pPr>
               <w:rPr>
-                <w:b/>
-              </w:rPr>
-            </w:pPr>
-            <w:r>
-              <w:rPr>
+                <w:rFonts w:ascii="Aptos" w:hAnsi="Aptos"/>
+                <w:b/>
+              </w:rPr>
+            </w:pPr>
+            <w:r>
+              <w:rPr>
+                <w:rFonts w:ascii="Aptos" w:hAnsi="Aptos"/>
                 <w:b/>
               </w:rPr>
               <w:t>DISPOSITIVI DI PROTEZIONE INDIVIDUALE</w:t>
@@ -4077,6 +4191,7 @@
           <w:p>
             <w:pPr>
               <w:rPr>
+                <w:rFonts w:ascii="Aptos" w:hAnsi="Aptos"/>
                 <w:b/>
                 <w:sz w:val="10"/>
                 <w:szCs w:val="10"/>
@@ -4093,19 +4208,20 @@
           <w:tcPr>
             <w:tcW w:w="2406" w:type="dxa"/>
             <w:gridSpan w:val="6"/>
-            <w:shd w:val="clear" w:color="auto" w:fill="auto"/>
           </w:tcPr>
           <w:p>
             <w:pPr>
               <w:jc w:val="center"/>
               <w:rPr>
-                <w:b/>
-                <w:sz w:val="20"/>
-                <w:szCs w:val="20"/>
-              </w:rPr>
-            </w:pPr>
-            <w:r>
-              <w:rPr>
+                <w:rFonts w:ascii="Aptos" w:hAnsi="Aptos"/>
+                <w:b/>
+                <w:sz w:val="20"/>
+                <w:szCs w:val="20"/>
+              </w:rPr>
+            </w:pPr>
+            <w:r>
+              <w:rPr>
+                <w:rFonts w:ascii="Aptos" w:hAnsi="Aptos"/>
                 <w:b/>
                 <w:sz w:val="20"/>
                 <w:szCs w:val="20"/>
@@ -4118,19 +4234,20 @@
           <w:tcPr>
             <w:tcW w:w="2288" w:type="dxa"/>
             <w:gridSpan w:val="5"/>
-            <w:shd w:val="clear" w:color="auto" w:fill="auto"/>
           </w:tcPr>
           <w:p>
             <w:pPr>
               <w:jc w:val="center"/>
               <w:rPr>
-                <w:b/>
-                <w:sz w:val="20"/>
-                <w:szCs w:val="20"/>
-              </w:rPr>
-            </w:pPr>
-            <w:r>
-              <w:rPr>
+                <w:rFonts w:ascii="Aptos" w:hAnsi="Aptos"/>
+                <w:b/>
+                <w:sz w:val="20"/>
+                <w:szCs w:val="20"/>
+              </w:rPr>
+            </w:pPr>
+            <w:r>
+              <w:rPr>
+                <w:rFonts w:ascii="Aptos" w:hAnsi="Aptos"/>
                 <w:b/>
                 <w:sz w:val="20"/>
                 <w:szCs w:val="20"/>
@@ -4143,19 +4260,20 @@
           <w:tcPr>
             <w:tcW w:w="2817" w:type="dxa"/>
             <w:gridSpan w:val="9"/>
-            <w:shd w:val="clear" w:color="auto" w:fill="auto"/>
           </w:tcPr>
           <w:p>
             <w:pPr>
               <w:jc w:val="center"/>
               <w:rPr>
-                <w:b/>
-                <w:sz w:val="20"/>
-                <w:szCs w:val="20"/>
-              </w:rPr>
-            </w:pPr>
-            <w:r>
-              <w:rPr>
+                <w:rFonts w:ascii="Aptos" w:hAnsi="Aptos"/>
+                <w:b/>
+                <w:sz w:val="20"/>
+                <w:szCs w:val="20"/>
+              </w:rPr>
+            </w:pPr>
+            <w:r>
+              <w:rPr>
+                <w:rFonts w:ascii="Aptos" w:hAnsi="Aptos"/>
                 <w:b/>
                 <w:sz w:val="20"/>
                 <w:szCs w:val="20"/>
@@ -4168,19 +4286,20 @@
           <w:tcPr>
             <w:tcW w:w="2117" w:type="dxa"/>
             <w:gridSpan w:val="2"/>
-            <w:shd w:val="clear" w:color="auto" w:fill="auto"/>
           </w:tcPr>
           <w:p>
             <w:pPr>
               <w:jc w:val="center"/>
               <w:rPr>
-                <w:b/>
-                <w:sz w:val="20"/>
-                <w:szCs w:val="20"/>
-              </w:rPr>
-            </w:pPr>
-            <w:r>
-              <w:rPr>
+                <w:rFonts w:ascii="Aptos" w:hAnsi="Aptos"/>
+                <w:b/>
+                <w:sz w:val="20"/>
+                <w:szCs w:val="20"/>
+              </w:rPr>
+            </w:pPr>
+            <w:r>
+              <w:rPr>
+                <w:rFonts w:ascii="Aptos" w:hAnsi="Aptos"/>
                 <w:b/>
                 <w:sz w:val="20"/>
                 <w:szCs w:val="20"/>
@@ -4198,17 +4317,18 @@
           <w:tcPr>
             <w:tcW w:w="2406" w:type="dxa"/>
             <w:gridSpan w:val="6"/>
-            <w:shd w:val="clear" w:color="auto" w:fill="auto"/>
-          </w:tcPr>
-          <w:p>
-            <w:pPr>
-              <w:rPr>
-                <w:sz w:val="16"/>
-                <w:szCs w:val="16"/>
-              </w:rPr>
-            </w:pPr>
-            <w:r>
-              <w:rPr>
+          </w:tcPr>
+          <w:p>
+            <w:pPr>
+              <w:rPr>
+                <w:rFonts w:ascii="Aptos" w:hAnsi="Aptos"/>
+                <w:sz w:val="16"/>
+                <w:szCs w:val="16"/>
+              </w:rPr>
+            </w:pPr>
+            <w:r>
+              <w:rPr>
+                <w:rFonts w:ascii="Aptos" w:hAnsi="Aptos"/>
                 <w:sz w:val="16"/>
                 <w:szCs w:val="16"/>
               </w:rPr>
@@ -4227,6 +4347,7 @@
             </w:r>
             <w:r>
               <w:rPr>
+                <w:rFonts w:ascii="Aptos" w:hAnsi="Aptos"/>
                 <w:sz w:val="16"/>
                 <w:szCs w:val="16"/>
               </w:rPr>
@@ -4234,12 +4355,14 @@
             </w:r>
             <w:r>
               <w:rPr>
-                <w:sz w:val="16"/>
-                <w:szCs w:val="16"/>
-              </w:rPr>
-            </w:r>
-            <w:r>
-              <w:rPr>
+                <w:rFonts w:ascii="Aptos" w:hAnsi="Aptos"/>
+                <w:sz w:val="16"/>
+                <w:szCs w:val="16"/>
+              </w:rPr>
+            </w:r>
+            <w:r>
+              <w:rPr>
+                <w:rFonts w:ascii="Aptos" w:hAnsi="Aptos"/>
                 <w:sz w:val="16"/>
                 <w:szCs w:val="16"/>
               </w:rPr>
@@ -4247,6 +4370,7 @@
             </w:r>
             <w:r>
               <w:rPr>
+                <w:rFonts w:ascii="Aptos" w:hAnsi="Aptos"/>
                 <w:sz w:val="16"/>
                 <w:szCs w:val="16"/>
               </w:rPr>
@@ -4254,6 +4378,7 @@
             </w:r>
             <w:r>
               <w:rPr>
+                <w:rFonts w:ascii="Aptos" w:hAnsi="Aptos"/>
                 <w:sz w:val="16"/>
                 <w:szCs w:val="16"/>
               </w:rPr>
@@ -4261,30 +4386,29 @@
             </w:r>
             <w:r>
               <w:rPr>
-                <w:b/>
-                <w:sz w:val="16"/>
-                <w:szCs w:val="16"/>
-              </w:rPr>
-              <w:t>EN 166</w:t>
-            </w:r>
-            <w:r>
-              <w:rPr>
-                <w:sz w:val="16"/>
-                <w:szCs w:val="16"/>
-              </w:rPr>
-              <w:t xml:space="preserve"> </w:t>
-            </w:r>
-            <w:r>
-              <w:rPr>
-                <w:sz w:val="16"/>
-                <w:szCs w:val="16"/>
-              </w:rPr>
-              <w:t>Occhiali EN 166 con protezioni laterali</w:t>
-            </w:r>
-          </w:p>
-          <w:p>
-            <w:pPr>
-              <w:rPr>
+                <w:rFonts w:ascii="Aptos" w:hAnsi="Aptos"/>
+                <w:b/>
+                <w:sz w:val="16"/>
+                <w:szCs w:val="16"/>
+              </w:rPr>
+              <w:t xml:space="preserve">Occhiali: </w:t>
+            </w:r>
+            <w:r>
+              <w:rPr>
+                <w:rFonts w:ascii="Aptos" w:hAnsi="Aptos"/>
+                <w:b/>
+                <w:i/>
+                <w:iCs/>
+                <w:sz w:val="16"/>
+                <w:szCs w:val="16"/>
+              </w:rPr>
+              <w:t>UNI EN ISO 16321</w:t>
+            </w:r>
+          </w:p>
+          <w:p>
+            <w:pPr>
+              <w:rPr>
+                <w:rFonts w:ascii="Aptos" w:hAnsi="Aptos"/>
                 <w:sz w:val="16"/>
                 <w:szCs w:val="16"/>
               </w:rPr>
@@ -4295,17 +4419,18 @@
           <w:tcPr>
             <w:tcW w:w="2288" w:type="dxa"/>
             <w:gridSpan w:val="5"/>
-            <w:shd w:val="clear" w:color="auto" w:fill="auto"/>
-          </w:tcPr>
-          <w:p>
-            <w:pPr>
-              <w:rPr>
-                <w:sz w:val="16"/>
-                <w:szCs w:val="16"/>
-              </w:rPr>
-            </w:pPr>
-            <w:r>
-              <w:rPr>
+          </w:tcPr>
+          <w:p>
+            <w:pPr>
+              <w:rPr>
+                <w:rFonts w:ascii="Aptos" w:hAnsi="Aptos"/>
+                <w:sz w:val="16"/>
+                <w:szCs w:val="16"/>
+              </w:rPr>
+            </w:pPr>
+            <w:r>
+              <w:rPr>
+                <w:rFonts w:ascii="Aptos" w:hAnsi="Aptos"/>
                 <w:sz w:val="16"/>
                 <w:szCs w:val="16"/>
               </w:rPr>
@@ -4324,6 +4449,7 @@
             </w:r>
             <w:r>
               <w:rPr>
+                <w:rFonts w:ascii="Aptos" w:hAnsi="Aptos"/>
                 <w:sz w:val="16"/>
                 <w:szCs w:val="16"/>
               </w:rPr>
@@ -4331,12 +4457,14 @@
             </w:r>
             <w:r>
               <w:rPr>
-                <w:sz w:val="16"/>
-                <w:szCs w:val="16"/>
-              </w:rPr>
-            </w:r>
-            <w:r>
-              <w:rPr>
+                <w:rFonts w:ascii="Aptos" w:hAnsi="Aptos"/>
+                <w:sz w:val="16"/>
+                <w:szCs w:val="16"/>
+              </w:rPr>
+            </w:r>
+            <w:r>
+              <w:rPr>
+                <w:rFonts w:ascii="Aptos" w:hAnsi="Aptos"/>
                 <w:sz w:val="16"/>
                 <w:szCs w:val="16"/>
               </w:rPr>
@@ -4344,6 +4472,7 @@
             </w:r>
             <w:r>
               <w:rPr>
+                <w:rFonts w:ascii="Aptos" w:hAnsi="Aptos"/>
                 <w:sz w:val="16"/>
                 <w:szCs w:val="16"/>
               </w:rPr>
@@ -4351,6 +4480,7 @@
             </w:r>
             <w:r>
               <w:rPr>
+                <w:rFonts w:ascii="Aptos" w:hAnsi="Aptos"/>
                 <w:sz w:val="16"/>
                 <w:szCs w:val="16"/>
               </w:rPr>
@@ -4358,6 +4488,7 @@
             </w:r>
             <w:r>
               <w:rPr>
+                <w:rFonts w:ascii="Aptos" w:hAnsi="Aptos"/>
                 <w:b/>
                 <w:sz w:val="16"/>
                 <w:szCs w:val="16"/>
@@ -4366,28 +4497,24 @@
             </w:r>
             <w:r>
               <w:rPr>
-                <w:sz w:val="16"/>
-                <w:szCs w:val="16"/>
-              </w:rPr>
-              <w:t xml:space="preserve"> </w:t>
-            </w:r>
-            <w:r>
-              <w:rPr>
-                <w:sz w:val="16"/>
-                <w:szCs w:val="16"/>
-              </w:rPr>
-              <w:t>Utilizzare guanti protettivi che garantiscano una protezione totale, es. in PVC, neoprene o</w:t>
-            </w:r>
-          </w:p>
-          <w:p>
-            <w:pPr>
-              <w:rPr>
-                <w:sz w:val="16"/>
-                <w:szCs w:val="16"/>
-              </w:rPr>
-            </w:pPr>
-            <w:r>
-              <w:rPr>
+                <w:rFonts w:ascii="Aptos" w:hAnsi="Aptos"/>
+                <w:sz w:val="16"/>
+                <w:szCs w:val="16"/>
+              </w:rPr>
+              <w:t xml:space="preserve"> Utilizzare guanti protettivi che garantiscano una protezione totale, es. in PVC, neoprene o</w:t>
+            </w:r>
+          </w:p>
+          <w:p>
+            <w:pPr>
+              <w:rPr>
+                <w:rFonts w:ascii="Aptos" w:hAnsi="Aptos"/>
+                <w:sz w:val="16"/>
+                <w:szCs w:val="16"/>
+              </w:rPr>
+            </w:pPr>
+            <w:r>
+              <w:rPr>
+                <w:rFonts w:ascii="Aptos" w:hAnsi="Aptos"/>
                 <w:sz w:val="16"/>
                 <w:szCs w:val="16"/>
               </w:rPr>
@@ -4397,6 +4524,7 @@
           <w:p>
             <w:pPr>
               <w:rPr>
+                <w:rFonts w:ascii="Aptos" w:hAnsi="Aptos"/>
                 <w:sz w:val="16"/>
                 <w:szCs w:val="16"/>
               </w:rPr>
@@ -4407,17 +4535,18 @@
           <w:tcPr>
             <w:tcW w:w="2817" w:type="dxa"/>
             <w:gridSpan w:val="9"/>
-            <w:shd w:val="clear" w:color="auto" w:fill="auto"/>
-          </w:tcPr>
-          <w:p>
-            <w:pPr>
-              <w:rPr>
-                <w:sz w:val="16"/>
-                <w:szCs w:val="16"/>
-              </w:rPr>
-            </w:pPr>
-            <w:r>
-              <w:rPr>
+          </w:tcPr>
+          <w:p>
+            <w:pPr>
+              <w:rPr>
+                <w:rFonts w:ascii="Aptos" w:hAnsi="Aptos"/>
+                <w:sz w:val="16"/>
+                <w:szCs w:val="16"/>
+              </w:rPr>
+            </w:pPr>
+            <w:r>
+              <w:rPr>
+                <w:rFonts w:ascii="Aptos" w:hAnsi="Aptos"/>
                 <w:sz w:val="16"/>
                 <w:szCs w:val="16"/>
               </w:rPr>
@@ -4435,6 +4564,7 @@
             </w:r>
             <w:r>
               <w:rPr>
+                <w:rFonts w:ascii="Aptos" w:hAnsi="Aptos"/>
                 <w:sz w:val="16"/>
                 <w:szCs w:val="16"/>
               </w:rPr>
@@ -4442,12 +4572,22 @@
             </w:r>
             <w:r>
               <w:rPr>
-                <w:sz w:val="16"/>
-                <w:szCs w:val="16"/>
-              </w:rPr>
-            </w:r>
-            <w:r>
-              <w:rPr>
+                <w:rFonts w:ascii="Aptos" w:hAnsi="Aptos"/>
+                <w:sz w:val="16"/>
+                <w:szCs w:val="16"/>
+              </w:rPr>
+            </w:r>
+            <w:r>
+              <w:rPr>
+                <w:rFonts w:ascii="Aptos" w:hAnsi="Aptos"/>
+                <w:sz w:val="16"/>
+                <w:szCs w:val="16"/>
+              </w:rPr>
+              <w:fldChar w:fldCharType="separate"/>
+            </w:r>
+            <w:r>
+              <w:rPr>
+                <w:rFonts w:ascii="Aptos" w:hAnsi="Aptos"/>
                 <w:sz w:val="16"/>
                 <w:szCs w:val="16"/>
               </w:rPr>
@@ -4455,6 +4595,7 @@
             </w:r>
             <w:r>
               <w:rPr>
+                <w:rFonts w:ascii="Aptos" w:hAnsi="Aptos"/>
                 <w:sz w:val="16"/>
                 <w:szCs w:val="16"/>
               </w:rPr>
@@ -4464,12 +4605,14 @@
           <w:p>
             <w:pPr>
               <w:rPr>
-                <w:sz w:val="16"/>
-                <w:szCs w:val="16"/>
-              </w:rPr>
-            </w:pPr>
-            <w:r>
-              <w:rPr>
+                <w:rFonts w:ascii="Aptos" w:hAnsi="Aptos"/>
+                <w:sz w:val="16"/>
+                <w:szCs w:val="16"/>
+              </w:rPr>
+            </w:pPr>
+            <w:r>
+              <w:rPr>
+                <w:rFonts w:ascii="Aptos" w:hAnsi="Aptos"/>
                 <w:sz w:val="16"/>
                 <w:szCs w:val="16"/>
               </w:rPr>
@@ -4487,6 +4630,7 @@
             </w:r>
             <w:r>
               <w:rPr>
+                <w:rFonts w:ascii="Aptos" w:hAnsi="Aptos"/>
                 <w:sz w:val="16"/>
                 <w:szCs w:val="16"/>
               </w:rPr>
@@ -4494,12 +4638,14 @@
             </w:r>
             <w:r>
               <w:rPr>
-                <w:sz w:val="16"/>
-                <w:szCs w:val="16"/>
-              </w:rPr>
-            </w:r>
-            <w:r>
-              <w:rPr>
+                <w:rFonts w:ascii="Aptos" w:hAnsi="Aptos"/>
+                <w:sz w:val="16"/>
+                <w:szCs w:val="16"/>
+              </w:rPr>
+            </w:r>
+            <w:r>
+              <w:rPr>
+                <w:rFonts w:ascii="Aptos" w:hAnsi="Aptos"/>
                 <w:sz w:val="16"/>
                 <w:szCs w:val="16"/>
               </w:rPr>
@@ -4507,6 +4653,7 @@
             </w:r>
             <w:r>
               <w:rPr>
+                <w:rFonts w:ascii="Aptos" w:hAnsi="Aptos"/>
                 <w:sz w:val="16"/>
                 <w:szCs w:val="16"/>
               </w:rPr>
@@ -4514,21 +4661,15 @@
             </w:r>
             <w:r>
               <w:rPr>
-                <w:sz w:val="16"/>
-                <w:szCs w:val="16"/>
-              </w:rPr>
-              <w:t xml:space="preserve"> Maschera nebbie acquose EN 149 S</w:t>
-            </w:r>
-          </w:p>
-          <w:p>
-            <w:pPr>
-              <w:rPr>
-                <w:sz w:val="16"/>
-                <w:szCs w:val="16"/>
-              </w:rPr>
-            </w:pPr>
-            <w:r>
-              <w:rPr>
+                <w:rFonts w:ascii="Aptos" w:hAnsi="Aptos"/>
+                <w:sz w:val="16"/>
+                <w:szCs w:val="16"/>
+              </w:rPr>
+              <w:t xml:space="preserve"> Maschera nebbie acquose EN 149 </w:t>
+            </w:r>
+            <w:r>
+              <w:rPr>
+                <w:rFonts w:ascii="Aptos" w:hAnsi="Aptos"/>
                 <w:sz w:val="16"/>
                 <w:szCs w:val="16"/>
               </w:rPr>
@@ -4546,6 +4687,7 @@
             </w:r>
             <w:r>
               <w:rPr>
+                <w:rFonts w:ascii="Aptos" w:hAnsi="Aptos"/>
                 <w:sz w:val="16"/>
                 <w:szCs w:val="16"/>
               </w:rPr>
@@ -4553,12 +4695,14 @@
             </w:r>
             <w:r>
               <w:rPr>
-                <w:sz w:val="16"/>
-                <w:szCs w:val="16"/>
-              </w:rPr>
-            </w:r>
-            <w:r>
-              <w:rPr>
+                <w:rFonts w:ascii="Aptos" w:hAnsi="Aptos"/>
+                <w:sz w:val="16"/>
+                <w:szCs w:val="16"/>
+              </w:rPr>
+            </w:r>
+            <w:r>
+              <w:rPr>
+                <w:rFonts w:ascii="Aptos" w:hAnsi="Aptos"/>
                 <w:sz w:val="16"/>
                 <w:szCs w:val="16"/>
               </w:rPr>
@@ -4566,6 +4710,7 @@
             </w:r>
             <w:r>
               <w:rPr>
+                <w:rFonts w:ascii="Aptos" w:hAnsi="Aptos"/>
                 <w:sz w:val="16"/>
                 <w:szCs w:val="16"/>
               </w:rPr>
@@ -4573,21 +4718,121 @@
             </w:r>
             <w:r>
               <w:rPr>
-                <w:sz w:val="16"/>
-                <w:szCs w:val="16"/>
-              </w:rPr>
-              <w:t xml:space="preserve"> Maschera nebbie oleose EN 149 SL</w:t>
-            </w:r>
-          </w:p>
-          <w:p>
-            <w:pPr>
-              <w:rPr>
-                <w:sz w:val="16"/>
-                <w:szCs w:val="16"/>
-              </w:rPr>
-            </w:pPr>
-            <w:r>
-              <w:rPr>
+                <w:rFonts w:ascii="Aptos" w:hAnsi="Aptos"/>
+                <w:sz w:val="16"/>
+                <w:szCs w:val="16"/>
+              </w:rPr>
+              <w:t xml:space="preserve"> Filtri per maschera: </w:t>
+            </w:r>
+            <w:r>
+              <w:rPr>
+                <w:rFonts w:ascii="Aptos" w:hAnsi="Aptos"/>
+                <w:sz w:val="16"/>
+                <w:szCs w:val="16"/>
+              </w:rPr>
+              <w:fldChar w:fldCharType="begin">
+                <w:ffData>
+                  <w:name w:val="Testo29"/>
+                  <w:enabled/>
+                  <w:calcOnExit w:val="0"/>
+                  <w:textInput/>
+                </w:ffData>
+              </w:fldChar>
+            </w:r>
+            <w:r>
+              <w:rPr>
+                <w:rFonts w:ascii="Aptos" w:hAnsi="Aptos"/>
+                <w:sz w:val="16"/>
+                <w:szCs w:val="16"/>
+              </w:rPr>
+              <w:instrText xml:space="preserve"> FORMTEXT </w:instrText>
+            </w:r>
+            <w:r>
+              <w:rPr>
+                <w:rFonts w:ascii="Aptos" w:hAnsi="Aptos"/>
+                <w:sz w:val="16"/>
+                <w:szCs w:val="16"/>
+              </w:rPr>
+            </w:r>
+            <w:r>
+              <w:rPr>
+                <w:rFonts w:ascii="Aptos" w:hAnsi="Aptos"/>
+                <w:sz w:val="16"/>
+                <w:szCs w:val="16"/>
+              </w:rPr>
+              <w:fldChar w:fldCharType="separate"/>
+            </w:r>
+            <w:r>
+              <w:rPr>
+                <w:rFonts w:ascii="Aptos" w:hAnsi="Aptos"/>
+                <w:noProof/>
+                <w:sz w:val="16"/>
+                <w:szCs w:val="16"/>
+              </w:rPr>
+              <w:t> </w:t>
+            </w:r>
+            <w:r>
+              <w:rPr>
+                <w:rFonts w:ascii="Aptos" w:hAnsi="Aptos"/>
+                <w:noProof/>
+                <w:sz w:val="16"/>
+                <w:szCs w:val="16"/>
+              </w:rPr>
+              <w:t> </w:t>
+            </w:r>
+            <w:r>
+              <w:rPr>
+                <w:rFonts w:ascii="Aptos" w:hAnsi="Aptos"/>
+                <w:noProof/>
+                <w:sz w:val="16"/>
+                <w:szCs w:val="16"/>
+              </w:rPr>
+              <w:t> </w:t>
+            </w:r>
+            <w:r>
+              <w:rPr>
+                <w:rFonts w:ascii="Aptos" w:hAnsi="Aptos"/>
+                <w:noProof/>
+                <w:sz w:val="16"/>
+                <w:szCs w:val="16"/>
+              </w:rPr>
+              <w:t> </w:t>
+            </w:r>
+            <w:r>
+              <w:rPr>
+                <w:rFonts w:ascii="Aptos" w:hAnsi="Aptos"/>
+                <w:noProof/>
+                <w:sz w:val="16"/>
+                <w:szCs w:val="16"/>
+              </w:rPr>
+              <w:t> </w:t>
+            </w:r>
+            <w:r>
+              <w:rPr>
+                <w:rFonts w:ascii="Aptos" w:hAnsi="Aptos"/>
+                <w:sz w:val="16"/>
+                <w:szCs w:val="16"/>
+              </w:rPr>
+              <w:fldChar w:fldCharType="end"/>
+            </w:r>
+          </w:p>
+        </w:tc>
+        <w:tc>
+          <w:tcPr>
+            <w:tcW w:w="2117" w:type="dxa"/>
+            <w:gridSpan w:val="2"/>
+          </w:tcPr>
+          <w:p>
+            <w:pPr>
+              <w:rPr>
+                <w:rFonts w:ascii="Aptos" w:hAnsi="Aptos"/>
+                <w:sz w:val="16"/>
+                <w:szCs w:val="16"/>
+              </w:rPr>
+            </w:pPr>
+            <w:r>
+              <w:rPr>
+                <w:rFonts w:ascii="Aptos" w:hAnsi="Aptos"/>
                 <w:sz w:val="16"/>
                 <w:szCs w:val="16"/>
               </w:rPr>
@@ -4605,6 +4850,7 @@
             </w:r>
             <w:r>
               <w:rPr>
+                <w:rFonts w:ascii="Aptos" w:hAnsi="Aptos"/>
                 <w:sz w:val="16"/>
                 <w:szCs w:val="16"/>
               </w:rPr>
@@ -4612,12 +4858,14 @@
             </w:r>
             <w:r>
               <w:rPr>
-                <w:sz w:val="16"/>
-                <w:szCs w:val="16"/>
-              </w:rPr>
-            </w:r>
-            <w:r>
-              <w:rPr>
+                <w:rFonts w:ascii="Aptos" w:hAnsi="Aptos"/>
+                <w:sz w:val="16"/>
+                <w:szCs w:val="16"/>
+              </w:rPr>
+            </w:r>
+            <w:r>
+              <w:rPr>
+                <w:rFonts w:ascii="Aptos" w:hAnsi="Aptos"/>
                 <w:sz w:val="16"/>
                 <w:szCs w:val="16"/>
               </w:rPr>
@@ -4625,6 +4873,7 @@
             </w:r>
             <w:r>
               <w:rPr>
+                <w:rFonts w:ascii="Aptos" w:hAnsi="Aptos"/>
                 <w:sz w:val="16"/>
                 <w:szCs w:val="16"/>
               </w:rPr>
@@ -4632,212 +4881,7 @@
             </w:r>
             <w:r>
               <w:rPr>
-                <w:sz w:val="16"/>
-                <w:szCs w:val="16"/>
-              </w:rPr>
-              <w:t xml:space="preserve"> Maschera antigas EN 141</w:t>
-            </w:r>
-          </w:p>
-          <w:p>
-            <w:pPr>
-              <w:rPr>
-                <w:sz w:val="16"/>
-                <w:szCs w:val="16"/>
-              </w:rPr>
-            </w:pPr>
-            <w:r>
-              <w:rPr>
-                <w:sz w:val="16"/>
-                <w:szCs w:val="16"/>
-              </w:rPr>
-              <w:fldChar w:fldCharType="begin">
-                <w:ffData>
-                  <w:name w:val=""/>
-                  <w:enabled/>
-                  <w:calcOnExit w:val="0"/>
-                  <w:checkBox>
-                    <w:sizeAuto/>
-                    <w:default w:val="0"/>
-                  </w:checkBox>
-                </w:ffData>
-              </w:fldChar>
-            </w:r>
-            <w:r>
-              <w:rPr>
-                <w:sz w:val="16"/>
-                <w:szCs w:val="16"/>
-              </w:rPr>
-              <w:instrText xml:space="preserve"> FORMCHECKBOX </w:instrText>
-            </w:r>
-            <w:r>
-              <w:rPr>
-                <w:sz w:val="16"/>
-                <w:szCs w:val="16"/>
-              </w:rPr>
-            </w:r>
-            <w:r>
-              <w:rPr>
-                <w:sz w:val="16"/>
-                <w:szCs w:val="16"/>
-              </w:rPr>
-              <w:fldChar w:fldCharType="separate"/>
-            </w:r>
-            <w:r>
-              <w:rPr>
-                <w:sz w:val="16"/>
-                <w:szCs w:val="16"/>
-              </w:rPr>
-              <w:fldChar w:fldCharType="end"/>
-            </w:r>
-            <w:r>
-              <w:rPr>
-                <w:sz w:val="16"/>
-                <w:szCs w:val="16"/>
-              </w:rPr>
-              <w:t xml:space="preserve"> Filtri per maschera: </w:t>
-            </w:r>
-            <w:r>
-              <w:rPr>
-                <w:sz w:val="16"/>
-                <w:szCs w:val="16"/>
-              </w:rPr>
-              <w:fldChar w:fldCharType="begin">
-                <w:ffData>
-                  <w:name w:val="Testo29"/>
-                  <w:enabled/>
-                  <w:calcOnExit w:val="0"/>
-                  <w:textInput/>
-                </w:ffData>
-              </w:fldChar>
-            </w:r>
-            <w:r>
-              <w:rPr>
-                <w:sz w:val="16"/>
-                <w:szCs w:val="16"/>
-              </w:rPr>
-              <w:instrText xml:space="preserve"> FORMTEXT </w:instrText>
-            </w:r>
-            <w:r>
-              <w:rPr>
-                <w:sz w:val="16"/>
-                <w:szCs w:val="16"/>
-              </w:rPr>
-            </w:r>
-            <w:r>
-              <w:rPr>
-                <w:sz w:val="16"/>
-                <w:szCs w:val="16"/>
-              </w:rPr>
-              <w:fldChar w:fldCharType="separate"/>
-            </w:r>
-            <w:r>
-              <w:rPr>
-                <w:noProof/>
-                <w:sz w:val="16"/>
-                <w:szCs w:val="16"/>
-              </w:rPr>
-              <w:t> </w:t>
-            </w:r>
-            <w:r>
-              <w:rPr>
-                <w:noProof/>
-                <w:sz w:val="16"/>
-                <w:szCs w:val="16"/>
-              </w:rPr>
-              <w:t> </w:t>
-            </w:r>
-            <w:r>
-              <w:rPr>
-                <w:noProof/>
-                <w:sz w:val="16"/>
-                <w:szCs w:val="16"/>
-              </w:rPr>
-              <w:t> </w:t>
-            </w:r>
-            <w:r>
-              <w:rPr>
-                <w:noProof/>
-                <w:sz w:val="16"/>
-                <w:szCs w:val="16"/>
-              </w:rPr>
-              <w:t> </w:t>
-            </w:r>
-            <w:r>
-              <w:rPr>
-                <w:noProof/>
-                <w:sz w:val="16"/>
-                <w:szCs w:val="16"/>
-              </w:rPr>
-              <w:t> </w:t>
-            </w:r>
-            <w:r>
-              <w:rPr>
-                <w:sz w:val="16"/>
-                <w:szCs w:val="16"/>
-              </w:rPr>
-              <w:fldChar w:fldCharType="end"/>
-            </w:r>
-          </w:p>
-        </w:tc>
-        <w:tc>
-          <w:tcPr>
-            <w:tcW w:w="2117" w:type="dxa"/>
-            <w:gridSpan w:val="2"/>
-            <w:shd w:val="clear" w:color="auto" w:fill="auto"/>
-          </w:tcPr>
-          <w:p>
-            <w:pPr>
-              <w:rPr>
-                <w:sz w:val="16"/>
-                <w:szCs w:val="16"/>
-              </w:rPr>
-            </w:pPr>
-            <w:r>
-              <w:rPr>
-                <w:sz w:val="16"/>
-                <w:szCs w:val="16"/>
-              </w:rPr>
-              <w:fldChar w:fldCharType="begin">
-                <w:ffData>
-                  <w:name w:val=""/>
-                  <w:enabled/>
-                  <w:calcOnExit w:val="0"/>
-                  <w:checkBox>
-                    <w:sizeAuto/>
-                    <w:default w:val="0"/>
-                  </w:checkBox>
-                </w:ffData>
-              </w:fldChar>
-            </w:r>
-            <w:r>
-              <w:rPr>
-                <w:sz w:val="16"/>
-                <w:szCs w:val="16"/>
-              </w:rPr>
-              <w:instrText xml:space="preserve"> FORMCHECKBOX </w:instrText>
-            </w:r>
-            <w:r>
-              <w:rPr>
-                <w:sz w:val="16"/>
-                <w:szCs w:val="16"/>
-              </w:rPr>
-            </w:r>
-            <w:r>
-              <w:rPr>
-                <w:sz w:val="16"/>
-                <w:szCs w:val="16"/>
-              </w:rPr>
-              <w:fldChar w:fldCharType="separate"/>
-            </w:r>
-            <w:r>
-              <w:rPr>
-                <w:sz w:val="16"/>
-                <w:szCs w:val="16"/>
-              </w:rPr>
-              <w:fldChar w:fldCharType="end"/>
-            </w:r>
-            <w:r>
-              <w:rPr>
+                <w:rFonts w:ascii="Aptos" w:hAnsi="Aptos"/>
                 <w:sz w:val="16"/>
                 <w:szCs w:val="16"/>
               </w:rPr>
@@ -4845,58 +4889,13 @@
             </w:r>
             <w:r>
               <w:rPr>
-                <w:b/>
-                <w:sz w:val="16"/>
-                <w:szCs w:val="16"/>
-              </w:rPr>
-              <w:t>Indumenti</w:t>
-            </w:r>
-            <w:r>
-              <w:rPr>
-                <w:b/>
-                <w:sz w:val="16"/>
-                <w:szCs w:val="16"/>
-              </w:rPr>
-              <w:t xml:space="preserve"> EN </w:t>
-            </w:r>
-            <w:r>
-              <w:rPr>
-                <w:b/>
-                <w:sz w:val="16"/>
-                <w:szCs w:val="16"/>
-              </w:rPr>
-              <w:t xml:space="preserve">14325 </w:t>
-            </w:r>
-            <w:r>
-              <w:rPr>
-                <w:sz w:val="16"/>
-                <w:szCs w:val="16"/>
-              </w:rPr>
-              <w:t>Indossare indumenti che garantiscano una protezione totale per la pelle, es. in cotone, gomma,</w:t>
-            </w:r>
-            <w:r>
-              <w:rPr>
-                <w:sz w:val="16"/>
-                <w:szCs w:val="16"/>
-              </w:rPr>
-              <w:t xml:space="preserve"> </w:t>
-            </w:r>
-            <w:r>
-              <w:rPr>
-                <w:sz w:val="16"/>
-                <w:szCs w:val="16"/>
-              </w:rPr>
-              <w:t xml:space="preserve">PVC o </w:t>
-            </w:r>
-            <w:proofErr w:type="spellStart"/>
-            <w:r>
-              <w:rPr>
-                <w:sz w:val="16"/>
-                <w:szCs w:val="16"/>
-              </w:rPr>
-              <w:t>viton</w:t>
-            </w:r>
-            <w:proofErr w:type="spellEnd"/>
+                <w:rFonts w:ascii="Aptos" w:hAnsi="Aptos"/>
+                <w:b/>
+                <w:sz w:val="16"/>
+                <w:szCs w:val="16"/>
+              </w:rPr>
+              <w:t xml:space="preserve">Indumenti </w:t>
+            </w:r>
           </w:p>
         </w:tc>
       </w:tr>
@@ -4913,7 +4912,7 @@
 </file>
 
 <file path=word/styles.xml><?xml version="1.0" encoding="utf-8"?>
-<w:styles xmlns:mc="http://schemas.openxmlformats.org/markup-compatibility/2006" xmlns:r="http://schemas.openxmlformats.org/officeDocument/2006/relationships" xmlns:w="http://schemas.openxmlformats.org/wordprocessingml/2006/main" xmlns:w14="http://schemas.microsoft.com/office/word/2010/wordml" xmlns:w15="http://schemas.microsoft.com/office/word/2012/wordml" xmlns:w16cex="http://schemas.microsoft.com/office/word/2018/wordml/cex" xmlns:w16cid="http://schemas.microsoft.com/office/word/2016/wordml/cid" xmlns:w16="http://schemas.microsoft.com/office/word/2018/wordml" xmlns:w16sdtdh="http://schemas.microsoft.com/office/word/2020/wordml/sdtdatahash" xmlns:w16se="http://schemas.microsoft.com/office/word/2015/wordml/symex" mc:Ignorable="w14 w15 w16se w16cid w16 w16cex w16sdtdh">
+<w:styles xmlns:mc="http://schemas.openxmlformats.org/markup-compatibility/2006" xmlns:r="http://schemas.openxmlformats.org/officeDocument/2006/relationships" xmlns:w="http://schemas.openxmlformats.org/wordprocessingml/2006/main" xmlns:w14="http://schemas.microsoft.com/office/word/2010/wordml" xmlns:w15="http://schemas.microsoft.com/office/word/2012/wordml" xmlns:w16cex="http://schemas.microsoft.com/office/word/2018/wordml/cex" xmlns:w16cid="http://schemas.microsoft.com/office/word/2016/wordml/cid" xmlns:w16="http://schemas.microsoft.com/office/word/2018/wordml" xmlns:w16du="http://schemas.microsoft.com/office/word/2023/wordml/word16du" xmlns:w16sdtdh="http://schemas.microsoft.com/office/word/2020/wordml/sdtdatahash" xmlns:w16sdtfl="http://schemas.microsoft.com/office/word/2024/wordml/sdtformatlock" xmlns:w16se="http://schemas.microsoft.com/office/word/2015/wordml/symex" mc:Ignorable="w14 w15 w16se w16cid w16 w16cex w16sdtdh w16sdtfl w16du">
   <w:docDefaults>
     <w:rPrDefault>
       <w:rPr>
@@ -5516,7 +5515,6 @@
   <w:style w:type="character" w:default="1" w:styleId="Carpredefinitoparagrafo">
     <w:name w:val="Default Paragraph Font"/>
     <w:uiPriority w:val="1"/>
-    <w:semiHidden/>
     <w:unhideWhenUsed/>
   </w:style>
   <w:style w:type="table" w:default="1" w:styleId="Tabellanormale">
